--- a/docs/docx/SAFARI-ARCHITECTURE-AND-PARITY.docx
+++ b/docs/docx/SAFARI-ARCHITECTURE-AND-PARITY.docx
@@ -43,20 +43,29 @@
         <w:pStyle w:val="FirstParagraph"/>
       </w:pPr>
       <w:r>
-        <w:t xml:space="preserve">Status: architecture and implementation roadmap; a macOS development build exists, but installed Safari runtime acceptance is pending.</w:t>
-      </w:r>
-    </w:p>
-    <w:p>
-      <w:pPr>
-        <w:pStyle w:val="BodyText"/>
-      </w:pPr>
-      <w:r>
-        <w:t xml:space="preserve">Implementation status (2026-10-12): a macOS app/extension project, shared Safari build, cache/message/frame hardening, and regression tests now exist. Not every proposed section 8.2 improvement is implemented. See</w:t>
+        <w:t xml:space="preserve">Status: architecture and implementation roadmap for Safari. A macOS development build exists (shared Safari build, containing app, cache, message and frame hardening, regression tests). Installed Safari runtime acceptance has not been run; see the</w:t>
       </w:r>
       <w:r>
         <w:t xml:space="preserve"> </w:t>
       </w:r>
       <w:hyperlink r:id="rId10">
+        <w:r>
+          <w:rPr>
+            <w:rStyle w:val="Hyperlink"/>
+          </w:rPr>
+          <w:t xml:space="preserve">Safari acceptance checklist</w:t>
+        </w:r>
+      </w:hyperlink>
+      <w:r>
+        <w:t xml:space="preserve"> </w:t>
+      </w:r>
+      <w:r>
+        <w:t xml:space="preserve">and</w:t>
+      </w:r>
+      <w:r>
+        <w:t xml:space="preserve"> </w:t>
+      </w:r>
+      <w:hyperlink r:id="rId11">
         <w:r>
           <w:rPr>
             <w:rStyle w:val="Hyperlink"/>
@@ -65,64 +74,69 @@
         </w:r>
       </w:hyperlink>
       <w:r>
-        <w:t xml:space="preserve">. Safari runtime parity is unverified; see the</w:t>
-      </w:r>
-      <w:r>
-        <w:t xml:space="preserve"> </w:t>
-      </w:r>
-      <w:hyperlink r:id="rId11">
+        <w:t xml:space="preserve">. Not every proposed improvement in section 8.2 is implemented.</w:t>
+      </w:r>
+    </w:p>
+    <w:p>
+      <w:pPr>
+        <w:pStyle w:val="BodyText"/>
+      </w:pPr>
+      <w:r>
+        <w:t xml:space="preserve">Baseline: Chrome extension</w:t>
+      </w:r>
+      <w:r>
+        <w:t xml:space="preserve"> </w:t>
+      </w:r>
+      <w:r>
+        <w:rPr>
+          <w:rStyle w:val="VerbatimChar"/>
+        </w:rPr>
+        <w:t xml:space="preserve">0.1.0</w:t>
+      </w:r>
+      <w:r>
+        <w:t xml:space="preserve">. Test counts and live results are in</w:t>
+      </w:r>
+      <w:r>
+        <w:t xml:space="preserve"> </w:t>
+      </w:r>
+      <w:hyperlink r:id="rId12">
         <w:r>
           <w:rPr>
             <w:rStyle w:val="Hyperlink"/>
           </w:rPr>
-          <w:t xml:space="preserve">Safari acceptance checklist</w:t>
+          <w:t xml:space="preserve">CODEBASE_MAP.md</w:t>
         </w:r>
       </w:hyperlink>
       <w:r>
+        <w:t xml:space="preserve"> </w:t>
+      </w:r>
+      <w:r>
+        <w:t xml:space="preserve">and</w:t>
+      </w:r>
+      <w:r>
+        <w:t xml:space="preserve"> </w:t>
+      </w:r>
+      <w:hyperlink r:id="rId13">
+        <w:r>
+          <w:rPr>
+            <w:rStyle w:val="Hyperlink"/>
+          </w:rPr>
+          <w:t xml:space="preserve">../PORTALS.md</w:t>
+        </w:r>
+      </w:hyperlink>
+      <w:r>
         <w:t xml:space="preserve">.</w:t>
       </w:r>
     </w:p>
     <w:p>
       <w:pPr>
-        <w:pStyle w:val="BodyText"/>
-      </w:pPr>
-      <w:r>
-        <w:t xml:space="preserve">Baseline inspected: Chrome extension</w:t>
-      </w:r>
-      <w:r>
-        <w:t xml:space="preserve"> </w:t>
-      </w:r>
-      <w:r>
-        <w:rPr>
-          <w:rStyle w:val="VerbatimChar"/>
-        </w:rPr>
-        <w:t xml:space="preserve">0.1.0</w:t>
-      </w:r>
-      <w:r>
-        <w:t xml:space="preserve">, commit</w:t>
-      </w:r>
-      <w:r>
-        <w:t xml:space="preserve"> </w:t>
-      </w:r>
-      <w:r>
-        <w:rPr>
-          <w:rStyle w:val="VerbatimChar"/>
-        </w:rPr>
-        <w:t xml:space="preserve">1b774cb</w:t>
-      </w:r>
-      <w:r>
-        <w:t xml:space="preserve">, on 2026-10-12. This document describes the source at that point, not every feature mentioned in historical project notes.</w:t>
-      </w:r>
-    </w:p>
-    <w:p>
-      <w:pPr>
         <w:pStyle w:val="Heading2"/>
       </w:pPr>
-      <w:bookmarkStart w:id="12" w:name="_contents"/>
+      <w:bookmarkStart w:id="14" w:name="_contents"/>
       <w:r>
         <w:t xml:space="preserve">Contents</w:t>
       </w:r>
-      <w:bookmarkEnd w:id="12"/>
+      <w:bookmarkEnd w:id="14"/>
     </w:p>
     <w:p>
       <w:pPr>
@@ -383,11 +397,11 @@
       <w:pPr>
         <w:pStyle w:val="Heading2"/>
       </w:pPr>
-      <w:bookmarkStart w:id="13" w:name="_ab86d1239c58ded354b0fc19787962ddd49c165"/>
+      <w:bookmarkStart w:id="15" w:name="_ab86d1239c58ded354b0fc19787962ddd49c165"/>
       <w:r>
         <w:t xml:space="preserve">1. Executive recommendation</w:t>
       </w:r>
-      <w:bookmarkEnd w:id="13"/>
+      <w:bookmarkEnd w:id="15"/>
     </w:p>
     <w:p>
       <w:pPr>
@@ -475,11 +489,11 @@
       <w:pPr>
         <w:pStyle w:val="Heading3"/>
       </w:pPr>
-      <w:bookmarkStart w:id="14" w:name="_bdfb077a3b4de0edb090aaa7949535e558b5b45"/>
+      <w:bookmarkStart w:id="16" w:name="_bdfb077a3b4de0edb090aaa7949535e558b5b45"/>
       <w:r>
         <w:t xml:space="preserve">Decisions still owned by SAMS</w:t>
       </w:r>
-      <w:bookmarkEnd w:id="14"/>
+      <w:bookmarkEnd w:id="16"/>
     </w:p>
     <w:tbl>
       <w:tblPr>
@@ -788,21 +802,21 @@
       <w:pPr>
         <w:pStyle w:val="Heading2"/>
       </w:pPr>
-      <w:bookmarkStart w:id="15" w:name="_3d1d8d9033b1ae668f47d3f6b6885c6a3be0d8b"/>
+      <w:bookmarkStart w:id="17" w:name="_3d1d8d9033b1ae668f47d3f6b6885c6a3be0d8b"/>
       <w:r>
         <w:t xml:space="preserve">2. Chrome baseline: what actually exists</w:t>
       </w:r>
-      <w:bookmarkEnd w:id="15"/>
+      <w:bookmarkEnd w:id="17"/>
     </w:p>
     <w:p>
       <w:pPr>
         <w:pStyle w:val="Heading3"/>
       </w:pPr>
-      <w:bookmarkStart w:id="16" w:name="_ba64f187e24af4f4fbf19d20f71fa0177c3f5d6"/>
+      <w:bookmarkStart w:id="18" w:name="_ba64f187e24af4f4fbf19d20f71fa0177c3f5d6"/>
       <w:r>
         <w:t xml:space="preserve">2.1 Component ownership</w:t>
       </w:r>
-      <w:bookmarkEnd w:id="16"/>
+      <w:bookmarkEnd w:id="18"/>
     </w:p>
     <w:p>
       <w:pPr>
@@ -1313,18 +1327,18 @@
               <w:pStyle w:val="Compact"/>
             </w:pPr>
             <w:r>
-              <w:t xml:space="preserve">Greater Manchester placeholder with no origins or selectors</w:t>
-            </w:r>
-          </w:p>
-        </w:tc>
-        <w:tc>
-          <w:tcPr/>
-          <w:p>
-            <w:pPr>
-              <w:pStyle w:val="Compact"/>
-            </w:pPr>
-            <w:r>
-              <w:t xml:space="preserve">Remains unavailable</w:t>
+              <w:t xml:space="preserve">Greater Manchester selectors, page-specific dates and blocked controls</w:t>
+            </w:r>
+          </w:p>
+        </w:tc>
+        <w:tc>
+          <w:tcPr/>
+          <w:p>
+            <w:pPr>
+              <w:pStyle w:val="Compact"/>
+            </w:pPr>
+            <w:r>
+              <w:t xml:space="preserve">Shared</w:t>
             </w:r>
           </w:p>
         </w:tc>
@@ -1486,11 +1500,11 @@
       <w:pPr>
         <w:pStyle w:val="Heading3"/>
       </w:pPr>
-      <w:bookmarkStart w:id="17" w:name="_aa6e1392d09451a6309955f7896971f70ac866d"/>
+      <w:bookmarkStart w:id="19" w:name="_aa6e1392d09451a6309955f7896971f70ac866d"/>
       <w:r>
         <w:t xml:space="preserve">2.2 Current origins and unavailable integrations</w:t>
       </w:r>
-      <w:bookmarkEnd w:id="17"/>
+      <w:bookmarkEnd w:id="19"/>
     </w:p>
     <w:tbl>
       <w:tblPr>
@@ -1797,23 +1811,17 @@
       <w:pPr>
         <w:pStyle w:val="Heading3"/>
       </w:pPr>
-      <w:bookmarkStart w:id="18" w:name="_023271f130245d4c3298e92d9dabab748bf3205"/>
-      <w:r>
-        <w:t xml:space="preserve">2.3 Source versus older documentation</w:t>
-      </w:r>
-      <w:bookmarkEnd w:id="18"/>
+      <w:bookmarkStart w:id="20" w:name="_48da26bca74a419ff2e565a7d096200b0894e28"/>
+      <w:r>
+        <w:t xml:space="preserve">2.3 Dates, fixtures and verification</w:t>
+      </w:r>
+      <w:bookmarkEnd w:id="20"/>
     </w:p>
     <w:p>
       <w:pPr>
         <w:pStyle w:val="FirstParagraph"/>
       </w:pPr>
       <w:r>
-        <w:t xml:space="preserve">The source now has</w:t>
-      </w:r>
-      <w:r>
-        <w:t xml:space="preserve"> </w:t>
-      </w:r>
-      <w:r>
         <w:rPr>
           <w:rStyle w:val="VerbatimChar"/>
         </w:rPr>
@@ -1838,7 +1846,7 @@
         <w:t xml:space="preserve"> </w:t>
       </w:r>
       <w:r>
-        <w:t xml:space="preserve">support. Dedicated tests cover Greenwich DOB, Greenwich employment dates, Bangor education dates, and preserving an existing date selection. Older comments and guides still describe split-date controls as blocked. Generic scanning continues to block these controls; the explicit page-scoped split-date path handles them separately.</w:t>
+        <w:t xml:space="preserve">handle explicit split-date controls (Greenwich DOB and employment dates, Bangor education dates, Manchester date of birth and graduation year), and preserve an existing date selection. Generic scanning continues to block split-date controls; the page-scoped path handles them separately.</w:t>
       </w:r>
     </w:p>
     <w:p>
@@ -1846,7 +1854,7 @@
         <w:pStyle w:val="BodyText"/>
       </w:pPr>
       <w:r>
-        <w:t xml:space="preserve">The repository contains synthetic fixtures in</w:t>
+        <w:t xml:space="preserve">Synthetic fixtures are in</w:t>
       </w:r>
       <w:r>
         <w:t xml:space="preserve"> </w:t>
@@ -1861,7 +1869,7 @@
         <w:t xml:space="preserve"> </w:t>
       </w:r>
       <w:r>
-        <w:t xml:space="preserve">and CRM HTML under</w:t>
+        <w:t xml:space="preserve">and CRM HTML is under</w:t>
       </w:r>
       <w:r>
         <w:t xml:space="preserve"> </w:t>
@@ -1873,12 +1881,12 @@
         <w:t xml:space="preserve">test/fixtures/</w:t>
       </w:r>
       <w:r>
-        <w:t xml:space="preserve">. Older notes describing no fixtures or a 16-test baseline are historical, not the current test inventory. Navigation for the whole repo is in</w:t>
-      </w:r>
-      <w:r>
-        <w:t xml:space="preserve"> </w:t>
-      </w:r>
-      <w:hyperlink r:id="rId19">
+        <w:t xml:space="preserve">. Navigation for the whole repo is in</w:t>
+      </w:r>
+      <w:r>
+        <w:t xml:space="preserve"> </w:t>
+      </w:r>
+      <w:hyperlink r:id="rId12">
         <w:r>
           <w:rPr>
             <w:rStyle w:val="Hyperlink"/>
@@ -1895,238 +1903,254 @@
         <w:pStyle w:val="BodyText"/>
       </w:pPr>
       <w:r>
-        <w:t xml:space="preserve">Do not infer live acceptance from docs alone. Verification snapshot on 2026-10-12:</w:t>
-      </w:r>
-      <w:r>
-        <w:t xml:space="preserve"> </w:t>
-      </w:r>
-      <w:r>
-        <w:rPr>
-          <w:rStyle w:val="VerbatimChar"/>
-        </w:rPr>
-        <w:t xml:space="preserve">npm test</w:t>
-      </w:r>
-      <w:r>
-        <w:t xml:space="preserve"> </w:t>
-      </w:r>
+        <w:t xml:space="preserve">Do not infer live acceptance from documentation alone. Authenticated CRM-to-portal journeys and installed Safari runtime acceptance are tracked in</w:t>
+      </w:r>
+      <w:r>
+        <w:t xml:space="preserve"> </w:t>
+      </w:r>
+      <w:hyperlink r:id="rId13">
+        <w:r>
+          <w:rPr>
+            <w:rStyle w:val="Hyperlink"/>
+          </w:rPr>
+          <w:t xml:space="preserve">../PORTALS.md</w:t>
+        </w:r>
+      </w:hyperlink>
+      <w:r>
+        <w:t xml:space="preserve"> </w:t>
+      </w:r>
+      <w:r>
+        <w:t xml:space="preserve">and</w:t>
+      </w:r>
+      <w:r>
+        <w:t xml:space="preserve"> </w:t>
+      </w:r>
+      <w:hyperlink r:id="rId10">
+        <w:r>
+          <w:rPr>
+            <w:rStyle w:val="Hyperlink"/>
+          </w:rPr>
+          <w:t xml:space="preserve">../e2e/safari/README.md</w:t>
+        </w:r>
+      </w:hyperlink>
+      <w:r>
+        <w:t xml:space="preserve">.</w:t>
+      </w:r>
+    </w:p>
+    <w:p>
+      <w:pPr>
+        <w:pStyle w:val="Heading2"/>
+      </w:pPr>
+      <w:bookmarkStart w:id="21" w:name="_b241760503788753a060a8d6e42c8e26e4ccc72"/>
+      <w:r>
+        <w:t xml:space="preserve">3. Target architecture</w:t>
+      </w:r>
+      <w:bookmarkEnd w:id="21"/>
+    </w:p>
+    <w:p>
+      <w:pPr>
+        <w:pStyle w:val="SourceCode"/>
+      </w:pPr>
+      <w:r>
+        <w:rPr>
+          <w:rStyle w:val="VerbatimChar"/>
+        </w:rPr>
+        <w:t xml:space="preserve">One version-controlled JavaScript source</w:t>
+      </w:r>
+      <w:r>
+        <w:br/>
+      </w:r>
+      <w:r>
+        <w:rPr>
+          <w:rStyle w:val="VerbatimChar"/>
+        </w:rPr>
+        <w:t xml:space="preserve">  |</w:t>
+      </w:r>
+      <w:r>
+        <w:br/>
+      </w:r>
+      <w:r>
+        <w:rPr>
+          <w:rStyle w:val="VerbatimChar"/>
+        </w:rPr>
+        <w:t xml:space="preserve">  +-- shared configuration, CRM reader, engine, popup, worker</w:t>
+      </w:r>
+      <w:r>
+        <w:br/>
+      </w:r>
+      <w:r>
+        <w:rPr>
+          <w:rStyle w:val="VerbatimChar"/>
+        </w:rPr>
+        <w:t xml:space="preserve">  |</w:t>
+      </w:r>
+      <w:r>
+        <w:br/>
+      </w:r>
+      <w:r>
+        <w:rPr>
+          <w:rStyle w:val="VerbatimChar"/>
+        </w:rPr>
+        <w:t xml:space="preserve">  +-- Chrome build --&gt; dist/chrome --&gt; Chrome distribution ZIP</w:t>
+      </w:r>
+      <w:r>
+        <w:br/>
+      </w:r>
+      <w:r>
+        <w:rPr>
+          <w:rStyle w:val="VerbatimChar"/>
+        </w:rPr>
+        <w:t xml:space="preserve">  |</w:t>
+      </w:r>
+      <w:r>
+        <w:br/>
+      </w:r>
+      <w:r>
+        <w:rPr>
+          <w:rStyle w:val="VerbatimChar"/>
+        </w:rPr>
+        <w:t xml:space="preserve">  +-- Safari build --&gt; dist/safari-webextension</w:t>
+      </w:r>
+      <w:r>
+        <w:br/>
+      </w:r>
+      <w:r>
+        <w:rPr>
+          <w:rStyle w:val="VerbatimChar"/>
+        </w:rPr>
+        <w:t xml:space="preserve">                         |</w:t>
+      </w:r>
+      <w:r>
+        <w:br/>
+      </w:r>
+      <w:r>
+        <w:rPr>
+          <w:rStyle w:val="VerbatimChar"/>
+        </w:rPr>
+        <w:t xml:space="preserve">                         +-- local temporary Safari install, where available</w:t>
+      </w:r>
+      <w:r>
+        <w:br/>
+      </w:r>
+      <w:r>
+        <w:rPr>
+          <w:rStyle w:val="VerbatimChar"/>
+        </w:rPr>
+        <w:t xml:space="preserve">                         |</w:t>
+      </w:r>
+      <w:r>
+        <w:br/>
+      </w:r>
+      <w:r>
+        <w:rPr>
+          <w:rStyle w:val="VerbatimChar"/>
+        </w:rPr>
+        <w:t xml:space="preserve">                         +-- Xcode packaging project</w:t>
+      </w:r>
+      <w:r>
+        <w:br/>
+      </w:r>
+      <w:r>
+        <w:rPr>
+          <w:rStyle w:val="VerbatimChar"/>
+        </w:rPr>
+        <w:t xml:space="preserve">                               |</w:t>
+      </w:r>
+      <w:r>
+        <w:br/>
+      </w:r>
+      <w:r>
+        <w:rPr>
+          <w:rStyle w:val="VerbatimChar"/>
+        </w:rPr>
+        <w:t xml:space="preserve">                               +-- containing macOS app</w:t>
+      </w:r>
+      <w:r>
+        <w:br/>
+      </w:r>
+      <w:r>
+        <w:rPr>
+          <w:rStyle w:val="VerbatimChar"/>
+        </w:rPr>
+        <w:t xml:space="preserve">                               +-- embedded Safari Web Extension target</w:t>
+      </w:r>
+      <w:r>
+        <w:br/>
+      </w:r>
+      <w:r>
+        <w:rPr>
+          <w:rStyle w:val="VerbatimChar"/>
+        </w:rPr>
+        <w:t xml:space="preserve">                                      |</w:t>
+      </w:r>
+      <w:r>
+        <w:br/>
+      </w:r>
+      <w:r>
+        <w:rPr>
+          <w:rStyle w:val="VerbatimChar"/>
+        </w:rPr>
+        <w:t xml:space="preserve">                                      +-- popup: operator commands/results</w:t>
+      </w:r>
+      <w:r>
+        <w:br/>
+      </w:r>
+      <w:r>
+        <w:rPr>
+          <w:rStyle w:val="VerbatimChar"/>
+        </w:rPr>
+        <w:t xml:space="preserve">                                      +-- worker: ephemeral student cache</w:t>
+      </w:r>
+      <w:r>
+        <w:br/>
+      </w:r>
+      <w:r>
+        <w:rPr>
+          <w:rStyle w:val="VerbatimChar"/>
+        </w:rPr>
+        <w:t xml:space="preserve">                                      +-- CRM content script: profile DOM only</w:t>
+      </w:r>
+      <w:r>
+        <w:br/>
+      </w:r>
+      <w:r>
+        <w:rPr>
+          <w:rStyle w:val="VerbatimChar"/>
+        </w:rPr>
+        <w:t xml:space="preserve">                                      +-- portal content scripts: selected page's own-origin frames</w:t>
+      </w:r>
+    </w:p>
+    <w:p>
+      <w:pPr>
+        <w:pStyle w:val="Heading3"/>
+      </w:pPr>
+      <w:bookmarkStart w:id="22" w:name="_75857d266b493ecfeb9cea92cc549e324695ac6"/>
+      <w:r>
+        <w:t xml:space="preserve">3.1 Runtime boundaries</w:t>
+      </w:r>
+      <w:bookmarkEnd w:id="22"/>
+    </w:p>
+    <w:p>
+      <w:pPr>
+        <w:pStyle w:val="Compact"/>
+        <w:numPr>
+          <w:ilvl w:val="0"/>
+          <w:numId w:val="1002"/>
+        </w:numPr>
+      </w:pPr>
       <w:r>
         <w:rPr>
           <w:b/>
           <w:bCs/>
         </w:rPr>
-        <w:t xml:space="preserve">61/61</w:t>
-      </w:r>
-      <w:r>
-        <w:t xml:space="preserve">; Chromium</w:t>
-      </w:r>
-      <w:r>
-        <w:t xml:space="preserve"> </w:t>
-      </w:r>
-      <w:r>
-        <w:rPr>
-          <w:rStyle w:val="VerbatimChar"/>
-        </w:rPr>
-        <w:t xml:space="preserve">npm run test:e2e</w:t>
-      </w:r>
-      <w:r>
-        <w:t xml:space="preserve"> </w:t>
-      </w:r>
-      <w:r>
-        <w:t xml:space="preserve">documented 5/5 when Helium is available. Production packaging, authenticated CRM-to-portal journeys, and installed Safari runtime acceptance remain open.</w:t>
-      </w:r>
-    </w:p>
-    <w:p>
-      <w:pPr>
-        <w:pStyle w:val="Heading2"/>
-      </w:pPr>
-      <w:bookmarkStart w:id="20" w:name="_b241760503788753a060a8d6e42c8e26e4ccc72"/>
-      <w:r>
-        <w:t xml:space="preserve">3. Target architecture</w:t>
-      </w:r>
-      <w:bookmarkEnd w:id="20"/>
-    </w:p>
-    <w:p>
-      <w:pPr>
-        <w:pStyle w:val="SourceCode"/>
-      </w:pPr>
-      <w:r>
-        <w:rPr>
-          <w:rStyle w:val="VerbatimChar"/>
-        </w:rPr>
-        <w:t xml:space="preserve">One version-controlled JavaScript source</w:t>
-      </w:r>
-      <w:r>
-        <w:br/>
-      </w:r>
-      <w:r>
-        <w:rPr>
-          <w:rStyle w:val="VerbatimChar"/>
-        </w:rPr>
-        <w:t xml:space="preserve">  |</w:t>
-      </w:r>
-      <w:r>
-        <w:br/>
-      </w:r>
-      <w:r>
-        <w:rPr>
-          <w:rStyle w:val="VerbatimChar"/>
-        </w:rPr>
-        <w:t xml:space="preserve">  +-- shared configuration, CRM reader, engine, popup, worker</w:t>
-      </w:r>
-      <w:r>
-        <w:br/>
-      </w:r>
-      <w:r>
-        <w:rPr>
-          <w:rStyle w:val="VerbatimChar"/>
-        </w:rPr>
-        <w:t xml:space="preserve">  |</w:t>
-      </w:r>
-      <w:r>
-        <w:br/>
-      </w:r>
-      <w:r>
-        <w:rPr>
-          <w:rStyle w:val="VerbatimChar"/>
-        </w:rPr>
-        <w:t xml:space="preserve">  +-- Chrome build --&gt; dist/chrome --&gt; Chrome distribution ZIP</w:t>
-      </w:r>
-      <w:r>
-        <w:br/>
-      </w:r>
-      <w:r>
-        <w:rPr>
-          <w:rStyle w:val="VerbatimChar"/>
-        </w:rPr>
-        <w:t xml:space="preserve">  |</w:t>
-      </w:r>
-      <w:r>
-        <w:br/>
-      </w:r>
-      <w:r>
-        <w:rPr>
-          <w:rStyle w:val="VerbatimChar"/>
-        </w:rPr>
-        <w:t xml:space="preserve">  +-- Safari build --&gt; dist/safari-webextension</w:t>
-      </w:r>
-      <w:r>
-        <w:br/>
-      </w:r>
-      <w:r>
-        <w:rPr>
-          <w:rStyle w:val="VerbatimChar"/>
-        </w:rPr>
-        <w:t xml:space="preserve">                         |</w:t>
-      </w:r>
-      <w:r>
-        <w:br/>
-      </w:r>
-      <w:r>
-        <w:rPr>
-          <w:rStyle w:val="VerbatimChar"/>
-        </w:rPr>
-        <w:t xml:space="preserve">                         +-- local temporary Safari install, where available</w:t>
-      </w:r>
-      <w:r>
-        <w:br/>
-      </w:r>
-      <w:r>
-        <w:rPr>
-          <w:rStyle w:val="VerbatimChar"/>
-        </w:rPr>
-        <w:t xml:space="preserve">                         |</w:t>
-      </w:r>
-      <w:r>
-        <w:br/>
-      </w:r>
-      <w:r>
-        <w:rPr>
-          <w:rStyle w:val="VerbatimChar"/>
-        </w:rPr>
-        <w:t xml:space="preserve">                         +-- Xcode packaging project</w:t>
-      </w:r>
-      <w:r>
-        <w:br/>
-      </w:r>
-      <w:r>
-        <w:rPr>
-          <w:rStyle w:val="VerbatimChar"/>
-        </w:rPr>
-        <w:t xml:space="preserve">                               |</w:t>
-      </w:r>
-      <w:r>
-        <w:br/>
-      </w:r>
-      <w:r>
-        <w:rPr>
-          <w:rStyle w:val="VerbatimChar"/>
-        </w:rPr>
-        <w:t xml:space="preserve">                               +-- containing macOS app</w:t>
-      </w:r>
-      <w:r>
-        <w:br/>
-      </w:r>
-      <w:r>
-        <w:rPr>
-          <w:rStyle w:val="VerbatimChar"/>
-        </w:rPr>
-        <w:t xml:space="preserve">                               +-- embedded Safari Web Extension target</w:t>
-      </w:r>
-      <w:r>
-        <w:br/>
-      </w:r>
-      <w:r>
-        <w:rPr>
-          <w:rStyle w:val="VerbatimChar"/>
-        </w:rPr>
-        <w:t xml:space="preserve">                                      |</w:t>
-      </w:r>
-      <w:r>
-        <w:br/>
-      </w:r>
-      <w:r>
-        <w:rPr>
-          <w:rStyle w:val="VerbatimChar"/>
-        </w:rPr>
-        <w:t xml:space="preserve">                                      +-- popup: operator commands/results</w:t>
-      </w:r>
-      <w:r>
-        <w:br/>
-      </w:r>
-      <w:r>
-        <w:rPr>
-          <w:rStyle w:val="VerbatimChar"/>
-        </w:rPr>
-        <w:t xml:space="preserve">                                      +-- worker: ephemeral student cache</w:t>
-      </w:r>
-      <w:r>
-        <w:br/>
-      </w:r>
-      <w:r>
-        <w:rPr>
-          <w:rStyle w:val="VerbatimChar"/>
-        </w:rPr>
-        <w:t xml:space="preserve">                                      +-- CRM content script: profile DOM only</w:t>
-      </w:r>
-      <w:r>
-        <w:br/>
-      </w:r>
-      <w:r>
-        <w:rPr>
-          <w:rStyle w:val="VerbatimChar"/>
-        </w:rPr>
-        <w:t xml:space="preserve">                                      +-- portal content scripts: selected page's own-origin frames</w:t>
-      </w:r>
-    </w:p>
-    <w:p>
-      <w:pPr>
-        <w:pStyle w:val="Heading3"/>
-      </w:pPr>
-      <w:bookmarkStart w:id="21" w:name="_75857d266b493ecfeb9cea92cc549e324695ac6"/>
-      <w:r>
-        <w:t xml:space="preserve">3.1 Runtime boundaries</w:t>
-      </w:r>
-      <w:bookmarkEnd w:id="21"/>
+        <w:t xml:space="preserve">Containing app:</w:t>
+      </w:r>
+      <w:r>
+        <w:t xml:space="preserve"> </w:t>
+      </w:r>
+      <w:r>
+        <w:t xml:space="preserve">installs/registers the extension and explains enablement, website permissions, support, and privacy. It does not handle student records.</w:t>
+      </w:r>
     </w:p>
     <w:p>
       <w:pPr>
@@ -2141,13 +2165,13 @@
           <w:b/>
           <w:bCs/>
         </w:rPr>
-        <w:t xml:space="preserve">Containing app:</w:t>
-      </w:r>
-      <w:r>
-        <w:t xml:space="preserve"> </w:t>
-      </w:r>
-      <w:r>
-        <w:t xml:space="preserve">installs/registers the extension and explains enablement, website permissions, support, and privacy. It does not handle student records.</w:t>
+        <w:t xml:space="preserve">Safari extension target:</w:t>
+      </w:r>
+      <w:r>
+        <w:t xml:space="preserve"> </w:t>
+      </w:r>
+      <w:r>
+        <w:t xml:space="preserve">bundles the web resources and Safari extension registration metadata. Generated native handler code is packaging infrastructure, not an autofill backend.</w:t>
       </w:r>
     </w:p>
     <w:p>
@@ -2163,13 +2187,13 @@
           <w:b/>
           <w:bCs/>
         </w:rPr>
-        <w:t xml:space="preserve">Safari extension target:</w:t>
-      </w:r>
-      <w:r>
-        <w:t xml:space="preserve"> </w:t>
-      </w:r>
-      <w:r>
-        <w:t xml:space="preserve">bundles the web resources and Safari extension registration metadata. Generated native handler code is packaging infrastructure, not an autofill backend.</w:t>
+        <w:t xml:space="preserve">Popup:</w:t>
+      </w:r>
+      <w:r>
+        <w:t xml:space="preserve"> </w:t>
+      </w:r>
+      <w:r>
+        <w:t xml:space="preserve">validates the active tab, handles explicit staff actions, injects scripts, displays the currently copied student and outcome lists.</w:t>
       </w:r>
     </w:p>
     <w:p>
@@ -2185,13 +2209,25 @@
           <w:b/>
           <w:bCs/>
         </w:rPr>
-        <w:t xml:space="preserve">Popup:</w:t>
-      </w:r>
-      <w:r>
-        <w:t xml:space="preserve"> </w:t>
-      </w:r>
-      <w:r>
-        <w:t xml:space="preserve">validates the active tab, handles explicit staff actions, injects scripts, displays the currently copied student and outcome lists.</w:t>
+        <w:t xml:space="preserve">Background worker:</w:t>
+      </w:r>
+      <w:r>
+        <w:t xml:space="preserve"> </w:t>
+      </w:r>
+      <w:r>
+        <w:t xml:space="preserve">owns the single student cache and expiry policy. Listeners register synchronously at startup; state lives in</w:t>
+      </w:r>
+      <w:r>
+        <w:t xml:space="preserve"> </w:t>
+      </w:r>
+      <w:r>
+        <w:rPr>
+          <w:rStyle w:val="VerbatimChar"/>
+        </w:rPr>
+        <w:t xml:space="preserve">storage.session</w:t>
+      </w:r>
+      <w:r>
+        <w:t xml:space="preserve">, not worker globals.</w:t>
       </w:r>
     </w:p>
     <w:p>
@@ -2207,25 +2243,13 @@
           <w:b/>
           <w:bCs/>
         </w:rPr>
-        <w:t xml:space="preserve">Background worker:</w:t>
-      </w:r>
-      <w:r>
-        <w:t xml:space="preserve"> </w:t>
-      </w:r>
-      <w:r>
-        <w:t xml:space="preserve">owns the single student cache and expiry policy. Listeners register synchronously at startup; state lives in</w:t>
-      </w:r>
-      <w:r>
-        <w:t xml:space="preserve"> </w:t>
-      </w:r>
-      <w:r>
-        <w:rPr>
-          <w:rStyle w:val="VerbatimChar"/>
-        </w:rPr>
-        <w:t xml:space="preserve">storage.session</w:t>
-      </w:r>
-      <w:r>
-        <w:t xml:space="preserve">, not worker globals.</w:t>
+        <w:t xml:space="preserve">CRM content script:</w:t>
+      </w:r>
+      <w:r>
+        <w:t xml:space="preserve"> </w:t>
+      </w:r>
+      <w:r>
+        <w:t xml:space="preserve">reads the approved profile and returns a serializable profile. It can open profile sections, but cannot save CRM forms.</w:t>
       </w:r>
     </w:p>
     <w:p>
@@ -2241,28 +2265,6 @@
           <w:b/>
           <w:bCs/>
         </w:rPr>
-        <w:t xml:space="preserve">CRM content script:</w:t>
-      </w:r>
-      <w:r>
-        <w:t xml:space="preserve"> </w:t>
-      </w:r>
-      <w:r>
-        <w:t xml:space="preserve">reads the approved profile and returns a serializable profile. It can open profile sections, but cannot save CRM forms.</w:t>
-      </w:r>
-    </w:p>
-    <w:p>
-      <w:pPr>
-        <w:pStyle w:val="Compact"/>
-        <w:numPr>
-          <w:ilvl w:val="0"/>
-          <w:numId w:val="1002"/>
-        </w:numPr>
-      </w:pPr>
-      <w:r>
-        <w:rPr>
-          <w:b/>
-          <w:bCs/>
-        </w:rPr>
         <w:t xml:space="preserve">Portal content script:</w:t>
       </w:r>
       <w:r>
@@ -2292,11 +2294,11 @@
       <w:pPr>
         <w:pStyle w:val="Heading3"/>
       </w:pPr>
-      <w:bookmarkStart w:id="22" w:name="_e4eed8098a31f3c7955a7b791160c3637dc4657"/>
+      <w:bookmarkStart w:id="23" w:name="_e4eed8098a31f3c7955a7b791160c3637dc4657"/>
       <w:r>
         <w:t xml:space="preserve">3.2 Shared code and browser-specific code</w:t>
       </w:r>
-      <w:bookmarkEnd w:id="22"/>
+      <w:bookmarkEnd w:id="23"/>
     </w:p>
     <w:p>
       <w:pPr>
@@ -2368,11 +2370,11 @@
       <w:pPr>
         <w:pStyle w:val="Heading3"/>
       </w:pPr>
-      <w:bookmarkStart w:id="23" w:name="_72a8b90e70374ee5ff320c624c1f39aa46874a4"/>
+      <w:bookmarkStart w:id="24" w:name="_72a8b90e70374ee5ff320c624c1f39aa46874a4"/>
       <w:r>
         <w:t xml:space="preserve">3.3 Proposed additional files</w:t>
       </w:r>
-      <w:bookmarkEnd w:id="23"/>
+      <w:bookmarkEnd w:id="24"/>
     </w:p>
     <w:p>
       <w:pPr>
@@ -2384,7 +2386,7 @@
       <w:r>
         <w:t xml:space="preserve"> </w:t>
       </w:r>
-      <w:hyperlink r:id="rId10">
+      <w:hyperlink r:id="rId11">
         <w:r>
           <w:rPr>
             <w:rStyle w:val="Hyperlink"/>
@@ -2566,21 +2568,21 @@
       <w:pPr>
         <w:pStyle w:val="Heading2"/>
       </w:pPr>
-      <w:bookmarkStart w:id="24" w:name="_dd3ca95638acb76454494d7fb287a74334fc7e0"/>
+      <w:bookmarkStart w:id="25" w:name="_dd3ca95638acb76454494d7fb287a74334fc7e0"/>
       <w:r>
         <w:t xml:space="preserve">4. Data contracts and end-to-end flows</w:t>
       </w:r>
-      <w:bookmarkEnd w:id="24"/>
+      <w:bookmarkEnd w:id="25"/>
     </w:p>
     <w:p>
       <w:pPr>
         <w:pStyle w:val="Heading3"/>
       </w:pPr>
-      <w:bookmarkStart w:id="25" w:name="_a5db74b2b762b463a35e42bbb4e3e2028742eca"/>
+      <w:bookmarkStart w:id="26" w:name="_a5db74b2b762b463a35e42bbb4e3e2028742eca"/>
       <w:r>
         <w:t xml:space="preserve">4.1 Student profile and cache</w:t>
       </w:r>
-      <w:bookmarkEnd w:id="25"/>
+      <w:bookmarkEnd w:id="26"/>
     </w:p>
     <w:p>
       <w:pPr>
@@ -2770,11 +2772,11 @@
       <w:pPr>
         <w:pStyle w:val="Heading3"/>
       </w:pPr>
-      <w:bookmarkStart w:id="26" w:name="_4bed9cf40c62bbb298359d9d9813c475ce80cbf"/>
+      <w:bookmarkStart w:id="27" w:name="_4bed9cf40c62bbb298359d9d9813c475ce80cbf"/>
       <w:r>
         <w:t xml:space="preserve">4.2 Existing message protocol</w:t>
       </w:r>
-      <w:bookmarkEnd w:id="26"/>
+      <w:bookmarkEnd w:id="27"/>
     </w:p>
     <w:tbl>
       <w:tblPr>
@@ -3433,11 +3435,11 @@
       <w:pPr>
         <w:pStyle w:val="Heading3"/>
       </w:pPr>
-      <w:bookmarkStart w:id="27" w:name="_6a3bb216967d05ba25723504c3cd563153e8433"/>
+      <w:bookmarkStart w:id="28" w:name="_6a3bb216967d05ba25723504c3cd563153e8433"/>
       <w:r>
         <w:t xml:space="preserve">4.3 Copy flow</w:t>
       </w:r>
-      <w:bookmarkEnd w:id="27"/>
+      <w:bookmarkEnd w:id="28"/>
     </w:p>
     <w:p>
       <w:pPr>
@@ -3589,11 +3591,11 @@
       <w:pPr>
         <w:pStyle w:val="Heading3"/>
       </w:pPr>
-      <w:bookmarkStart w:id="28" w:name="_92ad878ef49717573b586318d5ed152d15921d5"/>
+      <w:bookmarkStart w:id="29" w:name="_92ad878ef49717573b586318d5ed152d15921d5"/>
       <w:r>
         <w:t xml:space="preserve">4.4 Target Autofill flow</w:t>
       </w:r>
-      <w:bookmarkEnd w:id="28"/>
+      <w:bookmarkEnd w:id="29"/>
     </w:p>
     <w:p>
       <w:pPr>
@@ -3957,11 +3959,11 @@
       <w:pPr>
         <w:pStyle w:val="Heading3"/>
       </w:pPr>
-      <w:bookmarkStart w:id="29" w:name="_81c6ba75df72a916257f82ed1f88113150684d0"/>
+      <w:bookmarkStart w:id="30" w:name="_81c6ba75df72a916257f82ed1f88113150684d0"/>
       <w:r>
         <w:t xml:space="preserve">4.5 Clear and expiry</w:t>
       </w:r>
-      <w:bookmarkEnd w:id="29"/>
+      <w:bookmarkEnd w:id="30"/>
     </w:p>
     <w:p>
       <w:pPr>
@@ -4046,11 +4048,11 @@
       <w:pPr>
         <w:pStyle w:val="Heading3"/>
       </w:pPr>
-      <w:bookmarkStart w:id="30" w:name="_04e67861cebd746dba5b87c18f17f2d17f1c115"/>
+      <w:bookmarkStart w:id="31" w:name="_04e67861cebd746dba5b87c18f17f2d17f1c115"/>
       <w:r>
         <w:t xml:space="preserve">4.6 Engine pipeline to preserve</w:t>
       </w:r>
-      <w:bookmarkEnd w:id="30"/>
+      <w:bookmarkEnd w:id="31"/>
     </w:p>
     <w:p>
       <w:pPr>
@@ -4188,21 +4190,21 @@
       <w:pPr>
         <w:pStyle w:val="Heading2"/>
       </w:pPr>
-      <w:bookmarkStart w:id="31" w:name="_88067d9aa5427a1038b64d3016c0aa24290625b"/>
+      <w:bookmarkStart w:id="32" w:name="_88067d9aa5427a1038b64d3016c0aa24290625b"/>
       <w:r>
         <w:t xml:space="preserve">5. Manifest and API compatibility</w:t>
       </w:r>
-      <w:bookmarkEnd w:id="31"/>
+      <w:bookmarkEnd w:id="32"/>
     </w:p>
     <w:p>
       <w:pPr>
         <w:pStyle w:val="Heading3"/>
       </w:pPr>
-      <w:bookmarkStart w:id="32" w:name="_6084e20aa913147ca25ecbfe79d9da8094a66de"/>
+      <w:bookmarkStart w:id="33" w:name="_6084e20aa913147ca25ecbfe79d9da8094a66de"/>
       <w:r>
         <w:t xml:space="preserve">5.1 Manifest policy</w:t>
       </w:r>
-      <w:bookmarkEnd w:id="32"/>
+      <w:bookmarkEnd w:id="33"/>
     </w:p>
     <w:p>
       <w:pPr>
@@ -4456,11 +4458,11 @@
       <w:pPr>
         <w:pStyle w:val="Heading3"/>
       </w:pPr>
-      <w:bookmarkStart w:id="33" w:name="_1ccd5f7a659b55f7e56140357f4ca75db7e039d"/>
+      <w:bookmarkStart w:id="34" w:name="_1ccd5f7a659b55f7e56140357f4ca75db7e039d"/>
       <w:r>
         <w:t xml:space="preserve">5.2 API inventory</w:t>
       </w:r>
-      <w:bookmarkEnd w:id="33"/>
+      <w:bookmarkEnd w:id="34"/>
     </w:p>
     <w:tbl>
       <w:tblPr>
@@ -4955,11 +4957,11 @@
       <w:pPr>
         <w:pStyle w:val="Heading2"/>
       </w:pPr>
-      <w:bookmarkStart w:id="34" w:name="_ce9a8c699cd28c0233d775061aa3739aaefbdcc"/>
+      <w:bookmarkStart w:id="35" w:name="_ce9a8c699cd28c0233d775061aa3739aaefbdcc"/>
       <w:r>
         <w:t xml:space="preserve">6. Feature-parity matrix</w:t>
       </w:r>
-      <w:bookmarkEnd w:id="34"/>
+      <w:bookmarkEnd w:id="35"/>
     </w:p>
     <w:p>
       <w:pPr>
@@ -6231,11 +6233,11 @@
       <w:pPr>
         <w:pStyle w:val="Heading2"/>
       </w:pPr>
-      <w:bookmarkStart w:id="35" w:name="_e8d75c08910d375046fed0a34ad296cbee51396"/>
+      <w:bookmarkStart w:id="36" w:name="_e8d75c08910d375046fed0a34ad296cbee51396"/>
       <w:r>
         <w:t xml:space="preserve">7. Safari-specific UX and website access</w:t>
       </w:r>
-      <w:bookmarkEnd w:id="35"/>
+      <w:bookmarkEnd w:id="36"/>
     </w:p>
     <w:p>
       <w:pPr>
@@ -6393,21 +6395,21 @@
       <w:pPr>
         <w:pStyle w:val="Heading2"/>
       </w:pPr>
-      <w:bookmarkStart w:id="36" w:name="_12e1261d85024cfabbbff4de67c03245f1cb412"/>
+      <w:bookmarkStart w:id="37" w:name="_12e1261d85024cfabbbff4de67c03245f1cb412"/>
       <w:r>
         <w:t xml:space="preserve">8. Safety and privacy: release invariants and existing gaps</w:t>
       </w:r>
-      <w:bookmarkEnd w:id="36"/>
+      <w:bookmarkEnd w:id="37"/>
     </w:p>
     <w:p>
       <w:pPr>
         <w:pStyle w:val="Heading3"/>
       </w:pPr>
-      <w:bookmarkStart w:id="37" w:name="_3aa453d5baf2f553dc004512a8c7356827a5fdc"/>
+      <w:bookmarkStart w:id="38" w:name="_3aa453d5baf2f553dc004512a8c7356827a5fdc"/>
       <w:r>
         <w:t xml:space="preserve">8.1 Invariants</w:t>
       </w:r>
-      <w:bookmarkEnd w:id="37"/>
+      <w:bookmarkEnd w:id="38"/>
     </w:p>
     <w:p>
       <w:pPr>
@@ -6548,11 +6550,11 @@
       <w:pPr>
         <w:pStyle w:val="Heading3"/>
       </w:pPr>
-      <w:bookmarkStart w:id="38" w:name="_baddd0c739e208b254d815fea84dfcd07c81a0f"/>
+      <w:bookmarkStart w:id="39" w:name="_baddd0c739e208b254d815fea84dfcd07c81a0f"/>
       <w:r>
         <w:t xml:space="preserve">8.2 Shared hardening to evaluate before shipping</w:t>
       </w:r>
-      <w:bookmarkEnd w:id="38"/>
+      <w:bookmarkEnd w:id="39"/>
     </w:p>
     <w:p>
       <w:pPr>
@@ -6931,21 +6933,21 @@
       <w:pPr>
         <w:pStyle w:val="Heading2"/>
       </w:pPr>
-      <w:bookmarkStart w:id="39" w:name="_9dc9dde7ad3761ebfb9bb8918ef6fc2ed75068f"/>
+      <w:bookmarkStart w:id="40" w:name="_9dc9dde7ad3761ebfb9bb8918ef6fc2ed75068f"/>
       <w:r>
         <w:t xml:space="preserve">9. Build and resource ownership</w:t>
       </w:r>
-      <w:bookmarkEnd w:id="39"/>
+      <w:bookmarkEnd w:id="40"/>
     </w:p>
     <w:p>
       <w:pPr>
         <w:pStyle w:val="Heading3"/>
       </w:pPr>
-      <w:bookmarkStart w:id="40" w:name="_64fc2b0b1c5b57dcdad12f144f7e78816a2cc9b"/>
+      <w:bookmarkStart w:id="41" w:name="_64fc2b0b1c5b57dcdad12f144f7e78816a2cc9b"/>
       <w:r>
         <w:t xml:space="preserve">9.1 Build changes</w:t>
       </w:r>
-      <w:bookmarkEnd w:id="40"/>
+      <w:bookmarkEnd w:id="41"/>
     </w:p>
     <w:p>
       <w:pPr>
@@ -7309,11 +7311,11 @@
       <w:pPr>
         <w:pStyle w:val="Heading3"/>
       </w:pPr>
-      <w:bookmarkStart w:id="41" w:name="_0833f4e19d5e1576d3297ea88add3c67a657c07"/>
+      <w:bookmarkStart w:id="42" w:name="_0833f4e19d5e1576d3297ea88add3c67a657c07"/>
       <w:r>
         <w:t xml:space="preserve">9.2 Xcode resource strategy</w:t>
       </w:r>
-      <w:bookmarkEnd w:id="41"/>
+      <w:bookmarkEnd w:id="42"/>
     </w:p>
     <w:p>
       <w:pPr>
@@ -7614,21 +7616,21 @@
       <w:pPr>
         <w:pStyle w:val="Heading2"/>
       </w:pPr>
-      <w:bookmarkStart w:id="42" w:name="_81dbed72837149abb718a5590c2cb64fa292a17"/>
+      <w:bookmarkStart w:id="43" w:name="_81dbed72837149abb718a5590c2cb64fa292a17"/>
       <w:r>
         <w:t xml:space="preserve">10. Installation, signing and distribution</w:t>
       </w:r>
-      <w:bookmarkEnd w:id="42"/>
+      <w:bookmarkEnd w:id="43"/>
     </w:p>
     <w:p>
       <w:pPr>
         <w:pStyle w:val="Heading3"/>
       </w:pPr>
-      <w:bookmarkStart w:id="43" w:name="_04ff89788ecdf4746fab161a4cc3443b3c48438"/>
+      <w:bookmarkStart w:id="44" w:name="_04ff89788ecdf4746fab161a4cc3443b3c48438"/>
       <w:r>
         <w:t xml:space="preserve">10.1 Local development</w:t>
       </w:r>
-      <w:bookmarkEnd w:id="43"/>
+      <w:bookmarkEnd w:id="44"/>
     </w:p>
     <w:p>
       <w:pPr>
@@ -7658,11 +7660,11 @@
       <w:pPr>
         <w:pStyle w:val="Heading3"/>
       </w:pPr>
-      <w:bookmarkStart w:id="44" w:name="_2cead45510e6caf867834035e00cf2f8a9adcac"/>
+      <w:bookmarkStart w:id="45" w:name="_2cead45510e6caf867834035e00cf2f8a9adcac"/>
       <w:r>
         <w:t xml:space="preserve">10.2 Distribution choices</w:t>
       </w:r>
-      <w:bookmarkEnd w:id="44"/>
+      <w:bookmarkEnd w:id="45"/>
     </w:p>
     <w:tbl>
       <w:tblPr>
@@ -7874,11 +7876,11 @@
       <w:pPr>
         <w:pStyle w:val="Heading3"/>
       </w:pPr>
-      <w:bookmarkStart w:id="45" w:name="_e7390c5156fca728e6f06549da27dde9406abbb"/>
+      <w:bookmarkStart w:id="46" w:name="_e7390c5156fca728e6f06549da27dde9406abbb"/>
       <w:r>
         <w:t xml:space="preserve">10.3 Release checklist</w:t>
       </w:r>
-      <w:bookmarkEnd w:id="45"/>
+      <w:bookmarkEnd w:id="46"/>
     </w:p>
     <w:p>
       <w:pPr>
@@ -8012,21 +8014,21 @@
       <w:pPr>
         <w:pStyle w:val="Heading2"/>
       </w:pPr>
-      <w:bookmarkStart w:id="46" w:name="_ce023237e83100d782ae5ba180ba1b3026cae94"/>
+      <w:bookmarkStart w:id="47" w:name="_ce023237e83100d782ae5ba180ba1b3026cae94"/>
       <w:r>
         <w:t xml:space="preserve">11. Test and acceptance architecture</w:t>
       </w:r>
-      <w:bookmarkEnd w:id="46"/>
+      <w:bookmarkEnd w:id="47"/>
     </w:p>
     <w:p>
       <w:pPr>
         <w:pStyle w:val="Heading3"/>
       </w:pPr>
-      <w:bookmarkStart w:id="47" w:name="_56535970e7f226bc5a6fe14f9a9789a1e18b429"/>
+      <w:bookmarkStart w:id="48" w:name="_56535970e7f226bc5a6fe14f9a9789a1e18b429"/>
       <w:r>
         <w:t xml:space="preserve">11.1 What existing tests prove</w:t>
       </w:r>
-      <w:bookmarkEnd w:id="47"/>
+      <w:bookmarkEnd w:id="48"/>
     </w:p>
     <w:p>
       <w:pPr>
@@ -8042,7 +8044,7 @@
         <w:t xml:space="preserve"> </w:t>
       </w:r>
       <w:r>
-        <w:t xml:space="preserve">runs Node's test runner, including unit/config tests, CRM reader DOM tests, session lifecycle tests, and Safari packaging/fixture checks (61 tests on 2026-10-12). Passing it does not prove installed Safari extension APIs, native popover behavior, signing, or current live portal layouts.</w:t>
+        <w:t xml:space="preserve">runs Node's test runner, including unit/config tests, CRM reader DOM tests, session lifecycle tests, and Safari packaging/fixture checks. Passing it does not prove installed Safari extension APIs, native popover behavior, signing, or current live portal layouts.</w:t>
       </w:r>
     </w:p>
     <w:p>
@@ -8059,7 +8061,7 @@
         <w:t xml:space="preserve"> </w:t>
       </w:r>
       <w:r>
-        <w:t xml:space="preserve">loads the extension in Helium with synthetic HTTPS routing. It covers real Chromium popup-to-worker-to-content-script flow, but opens the popup as an extension tab. Keep it as a Chrome regression gate. It cannot be converted into a Safari-extension test merely by changing the Playwright browser to WebKit.</w:t>
+        <w:t xml:space="preserve">loads the extension in a Chromium browser (Helium by default) with synthetic HTTPS routing. It covers real Chromium popup-to-worker-to-content-script flow, but opens the popup as an extension tab. Keep it as a Chrome regression gate. It cannot be converted into a Safari-extension test merely by changing the Playwright browser to WebKit.</w:t>
       </w:r>
     </w:p>
     <w:p>
@@ -8072,7 +8074,7 @@
       <w:r>
         <w:t xml:space="preserve"> </w:t>
       </w:r>
-      <w:hyperlink r:id="rId11">
+      <w:hyperlink r:id="rId10">
         <w:r>
           <w:rPr>
             <w:rStyle w:val="Hyperlink"/>
@@ -8088,11 +8090,11 @@
       <w:pPr>
         <w:pStyle w:val="Heading3"/>
       </w:pPr>
-      <w:bookmarkStart w:id="48" w:name="_8b876f733daad35f658bc9e93d35a492be460b4"/>
+      <w:bookmarkStart w:id="49" w:name="_8b876f733daad35f658bc9e93d35a492be460b4"/>
       <w:r>
         <w:t xml:space="preserve">11.2 Verification layers</w:t>
       </w:r>
-      <w:bookmarkEnd w:id="48"/>
+      <w:bookmarkEnd w:id="49"/>
     </w:p>
     <w:tbl>
       <w:tblPr>
@@ -8331,11 +8333,11 @@
       <w:pPr>
         <w:pStyle w:val="Heading3"/>
       </w:pPr>
-      <w:bookmarkStart w:id="49" w:name="_c635b677f5a59353e2d019a08d256773fccbfec"/>
+      <w:bookmarkStart w:id="50" w:name="_c635b677f5a59353e2d019a08d256773fccbfec"/>
       <w:r>
         <w:t xml:space="preserve">11.3 Mandatory test cases</w:t>
       </w:r>
-      <w:bookmarkEnd w:id="49"/>
+      <w:bookmarkEnd w:id="50"/>
     </w:p>
     <w:p>
       <w:pPr>
@@ -8613,11 +8615,11 @@
       <w:pPr>
         <w:pStyle w:val="Heading3"/>
       </w:pPr>
-      <w:bookmarkStart w:id="50" w:name="_0c78f86b1808733724741d38a7620585f62a052"/>
+      <w:bookmarkStart w:id="51" w:name="_0c78f86b1808733724741d38a7620585f62a052"/>
       <w:r>
         <w:t xml:space="preserve">11.4 Live-testing controls</w:t>
       </w:r>
-      <w:bookmarkEnd w:id="50"/>
+      <w:bookmarkEnd w:id="51"/>
     </w:p>
     <w:p>
       <w:pPr>
@@ -8651,11 +8653,11 @@
       <w:pPr>
         <w:pStyle w:val="Heading2"/>
       </w:pPr>
-      <w:bookmarkStart w:id="51" w:name="_15f9b79b66b08414d2391285b0b6113a25cc77a"/>
+      <w:bookmarkStart w:id="52" w:name="_15f9b79b66b08414d2391285b0b6113a25cc77a"/>
       <w:r>
         <w:t xml:space="preserve">12. Sequenced implementation plan and gates</w:t>
       </w:r>
-      <w:bookmarkEnd w:id="51"/>
+      <w:bookmarkEnd w:id="52"/>
     </w:p>
     <w:p>
       <w:pPr>
@@ -8669,11 +8671,11 @@
       <w:pPr>
         <w:pStyle w:val="Heading3"/>
       </w:pPr>
-      <w:bookmarkStart w:id="52" w:name="_85346764030d3aa270ec460cdc15481523f3f60"/>
+      <w:bookmarkStart w:id="53" w:name="_85346764030d3aa270ec460cdc15481523f3f60"/>
       <w:r>
         <w:t xml:space="preserve">Phase A: approve scope and establish compatibility</w:t>
       </w:r>
-      <w:bookmarkEnd w:id="52"/>
+      <w:bookmarkEnd w:id="53"/>
     </w:p>
     <w:p>
       <w:pPr>
@@ -8757,11 +8759,11 @@
       <w:pPr>
         <w:pStyle w:val="Heading3"/>
       </w:pPr>
-      <w:bookmarkStart w:id="53" w:name="_9c1181ee82be6998134e307a5fde8d9858f9574"/>
+      <w:bookmarkStart w:id="54" w:name="_9c1181ee82be6998134e307a5fde8d9858f9574"/>
       <w:r>
         <w:t xml:space="preserve">Phase B: shared build and minimal Apple shell</w:t>
       </w:r>
-      <w:bookmarkEnd w:id="53"/>
+      <w:bookmarkEnd w:id="54"/>
     </w:p>
     <w:p>
       <w:pPr>
@@ -8845,11 +8847,11 @@
       <w:pPr>
         <w:pStyle w:val="Heading3"/>
       </w:pPr>
-      <w:bookmarkStart w:id="54" w:name="_a72a34b01e0b2b589efdb44301ed4e5881df243"/>
+      <w:bookmarkStart w:id="55" w:name="_a72a34b01e0b2b589efdb44301ed4e5881df243"/>
       <w:r>
         <w:t xml:space="preserve">Phase C: parity and required hardening</w:t>
       </w:r>
-      <w:bookmarkEnd w:id="54"/>
+      <w:bookmarkEnd w:id="55"/>
     </w:p>
     <w:p>
       <w:pPr>
@@ -8933,11 +8935,11 @@
       <w:pPr>
         <w:pStyle w:val="Heading3"/>
       </w:pPr>
-      <w:bookmarkStart w:id="55" w:name="_ae938eb2941e800f956502ddc15500b34055a14"/>
+      <w:bookmarkStart w:id="56" w:name="_ae938eb2941e800f956502ddc15500b34055a14"/>
       <w:r>
         <w:t xml:space="preserve">Phase D: supervised acceptance and release preparation</w:t>
       </w:r>
-      <w:bookmarkEnd w:id="55"/>
+      <w:bookmarkEnd w:id="56"/>
     </w:p>
     <w:p>
       <w:pPr>
@@ -9021,11 +9023,11 @@
       <w:pPr>
         <w:pStyle w:val="Heading2"/>
       </w:pPr>
-      <w:bookmarkStart w:id="56" w:name="_f7cf995028ba70f7fde1c001e4a2d7623fa7d60"/>
+      <w:bookmarkStart w:id="57" w:name="_f7cf995028ba70f7fde1c001e4a2d7623fa7d60"/>
       <w:r>
         <w:t xml:space="preserve">13. Optional iPhone and iPad delta</w:t>
       </w:r>
-      <w:bookmarkEnd w:id="56"/>
+      <w:bookmarkEnd w:id="57"/>
     </w:p>
     <w:p>
       <w:pPr>
@@ -9163,11 +9165,11 @@
       <w:pPr>
         <w:pStyle w:val="Heading2"/>
       </w:pPr>
-      <w:bookmarkStart w:id="57" w:name="_28cbd46208c9ee214ead8b4da4c090d1650ab82"/>
+      <w:bookmarkStart w:id="58" w:name="_28cbd46208c9ee214ead8b4da4c090d1650ab82"/>
       <w:r>
         <w:t xml:space="preserve">14. Risks and dependencies</w:t>
       </w:r>
-      <w:bookmarkEnd w:id="57"/>
+      <w:bookmarkEnd w:id="58"/>
     </w:p>
     <w:tbl>
       <w:tblPr>
@@ -9581,21 +9583,21 @@
       <w:pPr>
         <w:pStyle w:val="Heading2"/>
       </w:pPr>
-      <w:bookmarkStart w:id="58" w:name="_98a3c8fd4233b38bd711994884479fb100dc832"/>
+      <w:bookmarkStart w:id="59" w:name="_98a3c8fd4233b38bd711994884479fb100dc832"/>
       <w:r>
         <w:t xml:space="preserve">15. Evidence, toolchain and references</w:t>
       </w:r>
-      <w:bookmarkEnd w:id="58"/>
+      <w:bookmarkEnd w:id="59"/>
     </w:p>
     <w:p>
       <w:pPr>
         <w:pStyle w:val="Heading3"/>
       </w:pPr>
-      <w:bookmarkStart w:id="59" w:name="_0e55ff5467ea268ec6b846a84707af84ed72737"/>
+      <w:bookmarkStart w:id="60" w:name="_0e55ff5467ea268ec6b846a84707af84ed72737"/>
       <w:r>
         <w:t xml:space="preserve">Local observations for this document</w:t>
       </w:r>
-      <w:bookmarkEnd w:id="59"/>
+      <w:bookmarkEnd w:id="60"/>
     </w:p>
     <w:p>
       <w:pPr>
@@ -9606,28 +9608,97 @@
         </w:numPr>
       </w:pPr>
       <w:r>
-        <w:t xml:space="preserve">Original architecture baseline:</w:t>
-      </w:r>
-      <w:r>
-        <w:t xml:space="preserve"> </w:t>
-      </w:r>
-      <w:r>
-        <w:rPr>
-          <w:rStyle w:val="VerbatimChar"/>
-        </w:rPr>
-        <w:t xml:space="preserve">1b774cb</w:t>
-      </w:r>
-      <w:r>
-        <w:t xml:space="preserve"> </w:t>
-      </w:r>
-      <w:r>
-        <w:t xml:space="preserve">(</w:t>
-      </w:r>
-      <w:r>
-        <w:rPr>
-          <w:rStyle w:val="VerbatimChar"/>
-        </w:rPr>
-        <w:t xml:space="preserve">Document Greenwich progress and portal matrix updates</w:t>
+        <w:rPr>
+          <w:rStyle w:val="VerbatimChar"/>
+        </w:rPr>
+        <w:t xml:space="preserve">xcode-select -p</w:t>
+      </w:r>
+      <w:r>
+        <w:t xml:space="preserve">:</w:t>
+      </w:r>
+      <w:r>
+        <w:t xml:space="preserve"> </w:t>
+      </w:r>
+      <w:r>
+        <w:rPr>
+          <w:rStyle w:val="VerbatimChar"/>
+        </w:rPr>
+        <w:t xml:space="preserve">/Applications/Xcode.app/Contents/Developer</w:t>
+      </w:r>
+      <w:r>
+        <w:t xml:space="preserve">.</w:t>
+      </w:r>
+    </w:p>
+    <w:p>
+      <w:pPr>
+        <w:pStyle w:val="Compact"/>
+        <w:numPr>
+          <w:ilvl w:val="0"/>
+          <w:numId w:val="1032"/>
+        </w:numPr>
+      </w:pPr>
+      <w:r>
+        <w:t xml:space="preserve">Installed Safari app metadata (one local environment, not a support minimum): version</w:t>
+      </w:r>
+      <w:r>
+        <w:t xml:space="preserve"> </w:t>
+      </w:r>
+      <w:r>
+        <w:rPr>
+          <w:rStyle w:val="VerbatimChar"/>
+        </w:rPr>
+        <w:t xml:space="preserve">27.0.1</w:t>
+      </w:r>
+      <w:r>
+        <w:t xml:space="preserve">, build</w:t>
+      </w:r>
+      <w:r>
+        <w:t xml:space="preserve"> </w:t>
+      </w:r>
+      <w:r>
+        <w:rPr>
+          <w:rStyle w:val="VerbatimChar"/>
+        </w:rPr>
+        <w:t xml:space="preserve">22625.1.29.11.28</w:t>
+      </w:r>
+      <w:r>
+        <w:t xml:space="preserve">.</w:t>
+      </w:r>
+    </w:p>
+    <w:p>
+      <w:pPr>
+        <w:pStyle w:val="Compact"/>
+        <w:numPr>
+          <w:ilvl w:val="0"/>
+          <w:numId w:val="1032"/>
+        </w:numPr>
+      </w:pPr>
+      <w:r>
+        <w:t xml:space="preserve">Packaging tool:</w:t>
+      </w:r>
+      <w:r>
+        <w:t xml:space="preserve"> </w:t>
+      </w:r>
+      <w:r>
+        <w:rPr>
+          <w:rStyle w:val="VerbatimChar"/>
+        </w:rPr>
+        <w:t xml:space="preserve">safari-web-extension-packager</w:t>
+      </w:r>
+      <w:r>
+        <w:t xml:space="preserve"> </w:t>
+      </w:r>
+      <w:r>
+        <w:t xml:space="preserve">(project already generated and hand-edited under</w:t>
+      </w:r>
+      <w:r>
+        <w:t xml:space="preserve"> </w:t>
+      </w:r>
+      <w:r>
+        <w:rPr>
+          <w:rStyle w:val="VerbatimChar"/>
+        </w:rPr>
+        <w:t xml:space="preserve">safari/</w:t>
       </w:r>
       <w:r>
         <w:t xml:space="preserve">).</w:t>
@@ -9642,165 +9713,6 @@
         </w:numPr>
       </w:pPr>
       <w:r>
-        <w:t xml:space="preserve">Implementation commits after that baseline added the Safari Xcode project, shared Safari build, fixture server/checklist, and session/frame hardening (see</w:t>
-      </w:r>
-      <w:r>
-        <w:t xml:space="preserve"> </w:t>
-      </w:r>
-      <w:r>
-        <w:rPr>
-          <w:rStyle w:val="VerbatimChar"/>
-        </w:rPr>
-        <w:t xml:space="preserve">safari/README.md</w:t>
-      </w:r>
-      <w:r>
-        <w:t xml:space="preserve"> </w:t>
-      </w:r>
-      <w:r>
-        <w:t xml:space="preserve">verification snapshot).</w:t>
-      </w:r>
-    </w:p>
-    <w:p>
-      <w:pPr>
-        <w:pStyle w:val="Compact"/>
-        <w:numPr>
-          <w:ilvl w:val="0"/>
-          <w:numId w:val="1032"/>
-        </w:numPr>
-      </w:pPr>
-      <w:r>
-        <w:t xml:space="preserve">Cartographer refresh 2026-10-12:</w:t>
-      </w:r>
-      <w:r>
-        <w:t xml:space="preserve"> </w:t>
-      </w:r>
-      <w:r>
-        <w:rPr>
-          <w:rStyle w:val="VerbatimChar"/>
-        </w:rPr>
-        <w:t xml:space="preserve">npm test</w:t>
-      </w:r>
-      <w:r>
-        <w:t xml:space="preserve"> </w:t>
-      </w:r>
-      <w:r>
-        <w:t xml:space="preserve">61 passed, 0 failed. Loaded-extension E2E and Safari runtime were not re-executed for the doc-only map pass.</w:t>
-      </w:r>
-    </w:p>
-    <w:p>
-      <w:pPr>
-        <w:pStyle w:val="Compact"/>
-        <w:numPr>
-          <w:ilvl w:val="0"/>
-          <w:numId w:val="1032"/>
-        </w:numPr>
-      </w:pPr>
-      <w:r>
-        <w:rPr>
-          <w:rStyle w:val="VerbatimChar"/>
-        </w:rPr>
-        <w:t xml:space="preserve">xcode-select -p</w:t>
-      </w:r>
-      <w:r>
-        <w:t xml:space="preserve">:</w:t>
-      </w:r>
-      <w:r>
-        <w:t xml:space="preserve"> </w:t>
-      </w:r>
-      <w:r>
-        <w:rPr>
-          <w:rStyle w:val="VerbatimChar"/>
-        </w:rPr>
-        <w:t xml:space="preserve">/Applications/Xcode.app/Contents/Developer</w:t>
-      </w:r>
-      <w:r>
-        <w:t xml:space="preserve">.</w:t>
-      </w:r>
-    </w:p>
-    <w:p>
-      <w:pPr>
-        <w:pStyle w:val="Compact"/>
-        <w:numPr>
-          <w:ilvl w:val="0"/>
-          <w:numId w:val="1032"/>
-        </w:numPr>
-      </w:pPr>
-      <w:r>
-        <w:t xml:space="preserve">Installed Safari app metadata (one local environment, not a support minimum): version</w:t>
-      </w:r>
-      <w:r>
-        <w:t xml:space="preserve"> </w:t>
-      </w:r>
-      <w:r>
-        <w:rPr>
-          <w:rStyle w:val="VerbatimChar"/>
-        </w:rPr>
-        <w:t xml:space="preserve">27.0.1</w:t>
-      </w:r>
-      <w:r>
-        <w:t xml:space="preserve">, build</w:t>
-      </w:r>
-      <w:r>
-        <w:t xml:space="preserve"> </w:t>
-      </w:r>
-      <w:r>
-        <w:rPr>
-          <w:rStyle w:val="VerbatimChar"/>
-        </w:rPr>
-        <w:t xml:space="preserve">22625.1.29.11.28</w:t>
-      </w:r>
-      <w:r>
-        <w:t xml:space="preserve">.</w:t>
-      </w:r>
-    </w:p>
-    <w:p>
-      <w:pPr>
-        <w:pStyle w:val="Compact"/>
-        <w:numPr>
-          <w:ilvl w:val="0"/>
-          <w:numId w:val="1032"/>
-        </w:numPr>
-      </w:pPr>
-      <w:r>
-        <w:t xml:space="preserve">Packaging tool:</w:t>
-      </w:r>
-      <w:r>
-        <w:t xml:space="preserve"> </w:t>
-      </w:r>
-      <w:r>
-        <w:rPr>
-          <w:rStyle w:val="VerbatimChar"/>
-        </w:rPr>
-        <w:t xml:space="preserve">safari-web-extension-packager</w:t>
-      </w:r>
-      <w:r>
-        <w:t xml:space="preserve"> </w:t>
-      </w:r>
-      <w:r>
-        <w:t xml:space="preserve">(project already generated and hand-edited under</w:t>
-      </w:r>
-      <w:r>
-        <w:t xml:space="preserve"> </w:t>
-      </w:r>
-      <w:r>
-        <w:rPr>
-          <w:rStyle w:val="VerbatimChar"/>
-        </w:rPr>
-        <w:t xml:space="preserve">safari/</w:t>
-      </w:r>
-      <w:r>
-        <w:t xml:space="preserve">).</w:t>
-      </w:r>
-    </w:p>
-    <w:p>
-      <w:pPr>
-        <w:pStyle w:val="Compact"/>
-        <w:numPr>
-          <w:ilvl w:val="0"/>
-          <w:numId w:val="1032"/>
-        </w:numPr>
-      </w:pPr>
-      <w:r>
         <w:t xml:space="preserve">Still not done by docs work alone: signed archive, distribution account, host-policy change, authenticated Safari journey, or production upload.</w:t>
       </w:r>
     </w:p>
@@ -9808,11 +9720,11 @@
       <w:pPr>
         <w:pStyle w:val="Heading3"/>
       </w:pPr>
-      <w:bookmarkStart w:id="60" w:name="_392fc8fe633c3366256829589cd02fb171f1c38"/>
+      <w:bookmarkStart w:id="61" w:name="_392fc8fe633c3366256829589cd02fb171f1c38"/>
       <w:r>
         <w:t xml:space="preserve">Repository references</w:t>
       </w:r>
-      <w:bookmarkEnd w:id="60"/>
+      <w:bookmarkEnd w:id="61"/>
     </w:p>
     <w:p>
       <w:pPr>
@@ -9822,7 +9734,7 @@
           <w:numId w:val="1033"/>
         </w:numPr>
       </w:pPr>
-      <w:hyperlink r:id="rId19">
+      <w:hyperlink r:id="rId12">
         <w:r>
           <w:rPr>
             <w:rStyle w:val="Hyperlink"/>
@@ -9839,7 +9751,7 @@
           <w:numId w:val="1033"/>
         </w:numPr>
       </w:pPr>
-      <w:hyperlink r:id="rId61">
+      <w:hyperlink r:id="rId62">
         <w:r>
           <w:rPr>
             <w:rStyle w:val="Hyperlink"/>
@@ -9856,7 +9768,7 @@
           <w:numId w:val="1033"/>
         </w:numPr>
       </w:pPr>
-      <w:hyperlink r:id="rId62">
+      <w:hyperlink r:id="rId63">
         <w:r>
           <w:rPr>
             <w:rStyle w:val="Hyperlink"/>
@@ -9873,7 +9785,7 @@
           <w:numId w:val="1033"/>
         </w:numPr>
       </w:pPr>
-      <w:hyperlink r:id="rId63">
+      <w:hyperlink r:id="rId64">
         <w:r>
           <w:rPr>
             <w:rStyle w:val="Hyperlink"/>
@@ -9890,7 +9802,7 @@
           <w:numId w:val="1033"/>
         </w:numPr>
       </w:pPr>
-      <w:hyperlink r:id="rId10">
+      <w:hyperlink r:id="rId11">
         <w:r>
           <w:rPr>
             <w:rStyle w:val="Hyperlink"/>
@@ -9907,7 +9819,7 @@
           <w:numId w:val="1033"/>
         </w:numPr>
       </w:pPr>
-      <w:hyperlink r:id="rId11">
+      <w:hyperlink r:id="rId10">
         <w:r>
           <w:rPr>
             <w:rStyle w:val="Hyperlink"/>
@@ -9924,7 +9836,7 @@
           <w:numId w:val="1033"/>
         </w:numPr>
       </w:pPr>
-      <w:hyperlink r:id="rId64">
+      <w:hyperlink r:id="rId13">
         <w:r>
           <w:rPr>
             <w:rStyle w:val="Hyperlink"/>
@@ -9932,9 +9844,6 @@
           <w:t xml:space="preserve">Portal verification matrix</w:t>
         </w:r>
       </w:hyperlink>
-      <w:r>
-        <w:t xml:space="preserve">, with the historical limitations noted in section 2.3</w:t>
-      </w:r>
     </w:p>
     <w:p>
       <w:pPr>

--- a/docs/docx/SAFARI-ARCHITECTURE-AND-PARITY.docx
+++ b/docs/docx/SAFARI-ARCHITECTURE-AND-PARITY.docx
@@ -2,32 +2,6 @@
 <file path=word/document.xml><?xml version="1.0" encoding="utf-8"?>
 <w:document xmlns:w="http://schemas.openxmlformats.org/wordprocessingml/2006/main" xmlns:m="http://schemas.openxmlformats.org/officeDocument/2006/math" xmlns:r="http://schemas.openxmlformats.org/officeDocument/2006/relationships" xmlns:o="urn:schemas-microsoft-com:office:office" xmlns:v="urn:schemas-microsoft-com:vml" xmlns:w10="urn:schemas-microsoft-com:office:word" xmlns:a="http://schemas.openxmlformats.org/drawingml/2006/main" xmlns:pic="http://schemas.openxmlformats.org/drawingml/2006/picture" xmlns:wp="http://schemas.openxmlformats.org/drawingml/2006/wordprocessingDrawing">
   <w:body>
-    <w:sdt>
-      <w:sdtPr>
-        <w:docPartObj>
-          <w:docPartGallery w:val="Table of Contents"/>
-          <w:docPartUnique/>
-        </w:docPartObj>
-      </w:sdtPr>
-      <w:sdtContent>
-        <w:p>
-          <w:pPr>
-            <w:pStyle w:val="TOCHeading"/>
-          </w:pPr>
-          <w:r>
-            <w:t xml:space="preserve">Table of Contents</w:t>
-          </w:r>
-        </w:p>
-        <w:p>
-          <w:r>
-            <w:fldChar w:fldCharType="begin" w:dirty="true"/>
-            <w:instrText xml:space="preserve">TOC \o "1-2" \h \z \u</w:instrText>
-            <w:fldChar w:fldCharType="separate"/>
-            <w:fldChar w:fldCharType="end"/>
-          </w:r>
-        </w:p>
-      </w:sdtContent>
-    </w:sdt>
     <w:p>
       <w:pPr>
         <w:pStyle w:val="Heading1"/>
@@ -126,13 +100,55 @@
     </w:p>
     <w:p>
       <w:pPr>
+        <w:pStyle w:val="BodyText"/>
+      </w:pPr>
+      <w:r>
+        <w:t xml:space="preserve">The</w:t>
+      </w:r>
+      <w:r>
+        <w:t xml:space="preserve"> </w:t>
+      </w:r>
+      <w:hyperlink r:id="rId14">
+        <w:r>
+          <w:rPr>
+            <w:rStyle w:val="Hyperlink"/>
+          </w:rPr>
+          <w:t xml:space="preserve">2026-10-28 answer rules</w:t>
+        </w:r>
+      </w:hyperlink>
+      <w:r>
+        <w:t xml:space="preserve"> </w:t>
+      </w:r>
+      <w:r>
+        <w:t xml:space="preserve">use shared JavaScript and portal configs, including form-scoped referee/address selectors and Manchester’s bounded conditional rescan. Chrome and Safari packages must embed the same mapping source. Chromium E2E and missing-API compatibility checks are supporting cross-platform evidence, not native Safari acceptance. See</w:t>
+      </w:r>
+      <w:r>
+        <w:t xml:space="preserve"> </w:t>
+      </w:r>
+      <w:hyperlink r:id="rId15">
+        <w:r>
+          <w:rPr>
+            <w:rStyle w:val="Hyperlink"/>
+          </w:rPr>
+          <w:t xml:space="preserve">current verification</w:t>
+        </w:r>
+      </w:hyperlink>
+      <w:r>
+        <w:t xml:space="preserve"> </w:t>
+      </w:r>
+      <w:r>
+        <w:t xml:space="preserve">before rollout.</w:t>
+      </w:r>
+    </w:p>
+    <w:p>
+      <w:pPr>
         <w:pStyle w:val="Heading2"/>
       </w:pPr>
-      <w:bookmarkStart w:id="14" w:name="_contents"/>
+      <w:bookmarkStart w:id="16" w:name="_contents"/>
       <w:r>
         <w:t xml:space="preserve">Contents</w:t>
       </w:r>
-      <w:bookmarkEnd w:id="14"/>
+      <w:bookmarkEnd w:id="16"/>
     </w:p>
     <w:p>
       <w:pPr>
@@ -359,11 +375,11 @@
       <w:pPr>
         <w:pStyle w:val="Heading2"/>
       </w:pPr>
-      <w:bookmarkStart w:id="15" w:name="_b67cd10f79eef8e9b56a8553d9ec43405895620"/>
+      <w:bookmarkStart w:id="17" w:name="_023c98c8f59a667ad458a2af4f84041e619f02f"/>
       <w:r>
         <w:t xml:space="preserve">1. Recommendation and SAMS decisions</w:t>
       </w:r>
-      <w:bookmarkEnd w:id="15"/>
+      <w:bookmarkEnd w:id="17"/>
     </w:p>
     <w:p>
       <w:pPr>
@@ -394,7 +410,7 @@
         <w:pStyle w:val="BodyText"/>
       </w:pPr>
       <w:r>
-        <w:t xml:space="preserve">Use local Safari and Xcode for the compatibility checks and for the checks of the signed app. Apple's packaging tool is</w:t>
+        <w:t xml:space="preserve">Use local Safari and Xcode for the compatibility checks and for the checks of the signed app. Apple’s packaging tool is</w:t>
       </w:r>
       <w:r>
         <w:t xml:space="preserve"> </w:t>
@@ -484,16 +500,17 @@
       <w:pPr>
         <w:pStyle w:val="Heading3"/>
       </w:pPr>
-      <w:bookmarkStart w:id="16" w:name="_bdfb077a3b4de0edb090aaa7949535e558b5b45"/>
+      <w:bookmarkStart w:id="18" w:name="_bdfb077a3b4de0edb090aaa7949535e558b5b45"/>
       <w:r>
         <w:t xml:space="preserve">Decisions still owned by SAMS</w:t>
       </w:r>
-      <w:bookmarkEnd w:id="16"/>
+      <w:bookmarkEnd w:id="18"/>
     </w:p>
     <w:tbl>
       <w:tblPr>
         <w:tblStyle w:val="Table"/>
-        <w:tblW w:type="auto" w:w="0"/>
+        <w:tblW w:type="pct" w:w="5000"/>
+        <w:tblLayout w:type="fixed"/>
         <w:tblLook w:firstRow="1" w:lastRow="0" w:firstColumn="0" w:lastColumn="0" w:noHBand="0" w:noVBand="0" w:val="0020"/>
       </w:tblPr>
       <w:tblGrid>
@@ -797,21 +814,21 @@
       <w:pPr>
         <w:pStyle w:val="Heading2"/>
       </w:pPr>
-      <w:bookmarkStart w:id="17" w:name="_ac610d32f88f78eb24c90c535f3f84d155ac46a"/>
+      <w:bookmarkStart w:id="19" w:name="_afd5536db796b1d6caecbbf2c87a7f0fc1d98f3"/>
       <w:r>
         <w:t xml:space="preserve">2. Chrome baseline</w:t>
       </w:r>
-      <w:bookmarkEnd w:id="17"/>
+      <w:bookmarkEnd w:id="19"/>
     </w:p>
     <w:p>
       <w:pPr>
         <w:pStyle w:val="Heading3"/>
       </w:pPr>
-      <w:bookmarkStart w:id="18" w:name="_cb567e5fd0c88ed9d1148f8cd2ef56455e8c064"/>
+      <w:bookmarkStart w:id="20" w:name="_components"/>
       <w:r>
         <w:t xml:space="preserve">2.1 Components</w:t>
       </w:r>
-      <w:bookmarkEnd w:id="18"/>
+      <w:bookmarkEnd w:id="20"/>
     </w:p>
     <w:p>
       <w:pPr>
@@ -824,7 +841,8 @@
     <w:tbl>
       <w:tblPr>
         <w:tblStyle w:val="Table"/>
-        <w:tblW w:type="auto" w:w="0"/>
+        <w:tblW w:type="pct" w:w="5000"/>
+        <w:tblLayout w:type="fixed"/>
         <w:tblLook w:firstRow="1" w:lastRow="0" w:firstColumn="0" w:lastColumn="0" w:noHBand="0" w:noVBand="0" w:val="0020"/>
       </w:tblPr>
       <w:tblGrid>
@@ -1419,16 +1437,17 @@
       <w:pPr>
         <w:pStyle w:val="Heading3"/>
       </w:pPr>
-      <w:bookmarkStart w:id="19" w:name="_516139b5b38e83cf45560708bd831c33e9c3d58"/>
+      <w:bookmarkStart w:id="21" w:name="_origins"/>
       <w:r>
         <w:t xml:space="preserve">2.2 Origins</w:t>
       </w:r>
-      <w:bookmarkEnd w:id="19"/>
+      <w:bookmarkEnd w:id="21"/>
     </w:p>
     <w:tbl>
       <w:tblPr>
         <w:tblStyle w:val="Table"/>
-        <w:tblW w:type="auto" w:w="0"/>
+        <w:tblW w:type="pct" w:w="5000"/>
+        <w:tblLayout w:type="fixed"/>
         <w:tblLook w:firstRow="1" w:lastRow="0" w:firstColumn="0" w:lastColumn="0" w:noHBand="0" w:noVBand="0" w:val="0020"/>
       </w:tblPr>
       <w:tblGrid>
@@ -1730,11 +1749,11 @@
       <w:pPr>
         <w:pStyle w:val="Heading3"/>
       </w:pPr>
-      <w:bookmarkStart w:id="20" w:name="_b3d5d230bd1001c0f2124bcf5a583b58475aaf7"/>
+      <w:bookmarkStart w:id="22" w:name="_b5185ea366f06617360b18e6b6b1ca653fb72b3"/>
       <w:r>
         <w:t xml:space="preserve">2.3 Dates and fixtures</w:t>
       </w:r>
-      <w:bookmarkEnd w:id="20"/>
+      <w:bookmarkEnd w:id="22"/>
     </w:p>
     <w:p>
       <w:pPr>
@@ -1804,11 +1823,11 @@
       <w:pPr>
         <w:pStyle w:val="Heading2"/>
       </w:pPr>
-      <w:bookmarkStart w:id="21" w:name="_91a69394de7d0d8bfc15ea4478b330cfccd6def"/>
+      <w:bookmarkStart w:id="23" w:name="_0feec08be1e77ea23f5a1e0eef926770df6fc38"/>
       <w:r>
         <w:t xml:space="preserve">3. Safari architecture</w:t>
       </w:r>
-      <w:bookmarkEnd w:id="21"/>
+      <w:bookmarkEnd w:id="23"/>
     </w:p>
     <w:p>
       <w:pPr>
@@ -1987,11 +2006,11 @@
       <w:pPr>
         <w:pStyle w:val="Heading3"/>
       </w:pPr>
-      <w:bookmarkStart w:id="22" w:name="_fed069664428b7435f3a3d20b23b3f3f52460ca"/>
+      <w:bookmarkStart w:id="24" w:name="_79d98d1a99b3273d00137221a2826ecb0dbd630"/>
       <w:r>
         <w:t xml:space="preserve">3.1 Runtime parts</w:t>
       </w:r>
-      <w:bookmarkEnd w:id="22"/>
+      <w:bookmarkEnd w:id="24"/>
     </w:p>
     <w:p>
       <w:pPr>
@@ -2157,11 +2176,11 @@
       <w:pPr>
         <w:pStyle w:val="Heading3"/>
       </w:pPr>
-      <w:bookmarkStart w:id="23" w:name="_2e23424027576dfde9efc129fa3aba454027bbf"/>
+      <w:bookmarkStart w:id="25" w:name="_fac4e2a0a6625d6e3d19fa721f3a5cb810416db"/>
       <w:r>
         <w:t xml:space="preserve">3.2 Shared and browser-specific code</w:t>
       </w:r>
-      <w:bookmarkEnd w:id="23"/>
+      <w:bookmarkEnd w:id="25"/>
     </w:p>
     <w:p>
       <w:pPr>
@@ -2233,21 +2252,21 @@
       <w:pPr>
         <w:pStyle w:val="Heading2"/>
       </w:pPr>
-      <w:bookmarkStart w:id="24" w:name="_393ba0dd9591055dfc1fb92e75ac36a562bf7f0"/>
+      <w:bookmarkStart w:id="26" w:name="_60af1bb7ac8fc74842294cc9a05f624023f2e71"/>
       <w:r>
         <w:t xml:space="preserve">4. Manifest and API compatibility</w:t>
       </w:r>
-      <w:bookmarkEnd w:id="24"/>
+      <w:bookmarkEnd w:id="26"/>
     </w:p>
     <w:p>
       <w:pPr>
         <w:pStyle w:val="Heading3"/>
       </w:pPr>
-      <w:bookmarkStart w:id="25" w:name="_5db63cb468d64f0e00d09c37119a54449f73db6"/>
+      <w:bookmarkStart w:id="27" w:name="_6aa2b253ed4d3bfac1bb8b92b6ff8c61a739717"/>
       <w:r>
         <w:t xml:space="preserve">4.1 Manifest rules</w:t>
       </w:r>
-      <w:bookmarkEnd w:id="25"/>
+      <w:bookmarkEnd w:id="27"/>
     </w:p>
     <w:p>
       <w:pPr>
@@ -2312,7 +2331,7 @@
         <w:t xml:space="preserve"> </w:t>
       </w:r>
       <w:r>
-        <w:t xml:space="preserve">raises this project's floor to 16.4. [A3, M1, M5]</w:t>
+        <w:t xml:space="preserve">raises this project’s floor to 16.4. [A3, M1, M5]</w:t>
       </w:r>
     </w:p>
     <w:p>
@@ -2553,16 +2572,17 @@
       <w:pPr>
         <w:pStyle w:val="Heading3"/>
       </w:pPr>
-      <w:bookmarkStart w:id="26" w:name="_87fd1d60c0a15cd458d1d38a47b04bcc25a96da"/>
+      <w:bookmarkStart w:id="28" w:name="_4c23c71dc379d585266de94e04f11e5f32f0c74"/>
       <w:r>
         <w:t xml:space="preserve">4.2 API inventory</w:t>
       </w:r>
-      <w:bookmarkEnd w:id="26"/>
+      <w:bookmarkEnd w:id="28"/>
     </w:p>
     <w:tbl>
       <w:tblPr>
         <w:tblStyle w:val="Table"/>
-        <w:tblW w:type="auto" w:w="0"/>
+        <w:tblW w:type="pct" w:w="5000"/>
+        <w:tblLayout w:type="fixed"/>
         <w:tblLook w:firstRow="1" w:lastRow="0" w:firstColumn="0" w:lastColumn="0" w:noHBand="0" w:noVBand="0" w:val="0020"/>
       </w:tblPr>
       <w:tblGrid>
@@ -3055,11 +3075,11 @@
       <w:pPr>
         <w:pStyle w:val="Heading2"/>
       </w:pPr>
-      <w:bookmarkStart w:id="27" w:name="_a1daff076c74a9d8e72a726bcf99322df580bf7"/>
+      <w:bookmarkStart w:id="29" w:name="_15825b3c93034f2440ba118f0276651077467da"/>
       <w:r>
         <w:t xml:space="preserve">5. Feature parity</w:t>
       </w:r>
-      <w:bookmarkEnd w:id="27"/>
+      <w:bookmarkEnd w:id="29"/>
     </w:p>
     <w:p>
       <w:pPr>
@@ -3098,7 +3118,8 @@
     <w:tbl>
       <w:tblPr>
         <w:tblStyle w:val="Table"/>
-        <w:tblW w:type="auto" w:w="0"/>
+        <w:tblW w:type="pct" w:w="5000"/>
+        <w:tblLayout w:type="fixed"/>
         <w:tblLook w:firstRow="1" w:lastRow="0" w:firstColumn="0" w:lastColumn="0" w:noHBand="0" w:noVBand="0" w:val="0020"/>
       </w:tblPr>
       <w:tblGrid>
@@ -4325,11 +4346,11 @@
       <w:pPr>
         <w:pStyle w:val="Heading2"/>
       </w:pPr>
-      <w:bookmarkStart w:id="28" w:name="_166d8e7fb6b4f4692443e076ef19b57614e167e"/>
+      <w:bookmarkStart w:id="30" w:name="_7eb8e46e1bdb642962aea3208ff8bfd9b37bc6d"/>
       <w:r>
         <w:t xml:space="preserve">6. Safari website access and popup behaviour</w:t>
       </w:r>
-      <w:bookmarkEnd w:id="28"/>
+      <w:bookmarkEnd w:id="30"/>
     </w:p>
     <w:p>
       <w:pPr>
@@ -4544,21 +4565,21 @@
       <w:pPr>
         <w:pStyle w:val="Heading2"/>
       </w:pPr>
-      <w:bookmarkStart w:id="29" w:name="_140fd7e5c878ffe8c07c87bc5d0ceaf0f48c47a"/>
+      <w:bookmarkStart w:id="31" w:name="_be67ba0ea416ec0764a53b04cab6bb08fcd798c"/>
       <w:r>
         <w:t xml:space="preserve">7. Safety rules and known gaps</w:t>
       </w:r>
-      <w:bookmarkEnd w:id="29"/>
+      <w:bookmarkEnd w:id="31"/>
     </w:p>
     <w:p>
       <w:pPr>
         <w:pStyle w:val="Heading3"/>
       </w:pPr>
-      <w:bookmarkStart w:id="30" w:name="_2e6b5b2b3824835c14d0bb46ceb4428b3564237"/>
+      <w:bookmarkStart w:id="32" w:name="_rules"/>
       <w:r>
         <w:t xml:space="preserve">7.1 Rules</w:t>
       </w:r>
-      <w:bookmarkEnd w:id="30"/>
+      <w:bookmarkEnd w:id="32"/>
     </w:p>
     <w:p>
       <w:pPr>
@@ -4699,11 +4720,11 @@
       <w:pPr>
         <w:pStyle w:val="Heading3"/>
       </w:pPr>
-      <w:bookmarkStart w:id="31" w:name="_1b76d8841eaf41456c9d02669d31a051ae5d6ec"/>
+      <w:bookmarkStart w:id="33" w:name="_775cfc7636cabf77981699611c995bb7db5e1ff"/>
       <w:r>
         <w:t xml:space="preserve">7.2 Gaps to evaluate before release</w:t>
       </w:r>
-      <w:bookmarkEnd w:id="31"/>
+      <w:bookmarkEnd w:id="33"/>
     </w:p>
     <w:p>
       <w:pPr>
@@ -4716,7 +4737,8 @@
     <w:tbl>
       <w:tblPr>
         <w:tblStyle w:val="Table"/>
-        <w:tblW w:type="auto" w:w="0"/>
+        <w:tblW w:type="pct" w:w="5000"/>
+        <w:tblLayout w:type="fixed"/>
         <w:tblLook w:firstRow="1" w:lastRow="0" w:firstColumn="0" w:lastColumn="0" w:noHBand="0" w:noVBand="0" w:val="0020"/>
       </w:tblPr>
       <w:tblGrid>
@@ -4832,7 +4854,7 @@
               <w:rPr>
                 <w:rStyle w:val="VerbatimChar"/>
               </w:rPr>
-              <w:t xml:space="preserve">cache = touched.cache || cache</w:t>
+              <w:t xml:space="preserve">cache = touched.cache \|\| cache</w:t>
             </w:r>
             <w:r>
               <w:t xml:space="preserve"> </w:t>
@@ -5115,11 +5137,11 @@
       <w:pPr>
         <w:pStyle w:val="Heading2"/>
       </w:pPr>
-      <w:bookmarkStart w:id="32" w:name="_6007ab02867ccd4e420d41e1983c4576b41cdfd"/>
+      <w:bookmarkStart w:id="34" w:name="_7371d619ac73e7c8b95096008479bd6a0773812"/>
       <w:r>
         <w:t xml:space="preserve">8. Build and resources</w:t>
       </w:r>
-      <w:bookmarkEnd w:id="32"/>
+      <w:bookmarkEnd w:id="34"/>
     </w:p>
     <w:p>
       <w:pPr>
@@ -5497,7 +5519,7 @@
         <w:rPr>
           <w:rStyle w:val="VerbatimChar"/>
         </w:rPr>
-        <w:t xml:space="preserve">0.1.0</w:t>
+        <w:t xml:space="preserve">0.2.0</w:t>
       </w:r>
       <w:r>
         <w:t xml:space="preserve">). Apple build numbers can change on their own when signing starts.</w:t>
@@ -5617,21 +5639,21 @@
       <w:pPr>
         <w:pStyle w:val="Heading2"/>
       </w:pPr>
-      <w:bookmarkStart w:id="33" w:name="_43dc11fc6f90bc46a792fcb4b907678983210d1"/>
+      <w:bookmarkStart w:id="35" w:name="_27fe875db785a656389c1fbf1ccb07f9be27661"/>
       <w:r>
         <w:t xml:space="preserve">9. Install, sign, and distribute</w:t>
       </w:r>
-      <w:bookmarkEnd w:id="33"/>
+      <w:bookmarkEnd w:id="35"/>
     </w:p>
     <w:p>
       <w:pPr>
         <w:pStyle w:val="Heading3"/>
       </w:pPr>
-      <w:bookmarkStart w:id="34" w:name="_86fa6fba4a2d8a0d665db37c7db115a62e51fa5"/>
+      <w:bookmarkStart w:id="36" w:name="_15ede89afce0bb80b59af5fea28991a45d6f92c"/>
       <w:r>
         <w:t xml:space="preserve">9.1 Local development</w:t>
       </w:r>
-      <w:bookmarkEnd w:id="34"/>
+      <w:bookmarkEnd w:id="36"/>
     </w:p>
     <w:p>
       <w:pPr>
@@ -5661,16 +5683,17 @@
       <w:pPr>
         <w:pStyle w:val="Heading3"/>
       </w:pPr>
-      <w:bookmarkStart w:id="35" w:name="_2e24b4efc96e34452b7b10d6fda79e53899de95"/>
+      <w:bookmarkStart w:id="37" w:name="_a0614a5e8f971864cf44b13cdd2395dea5e08ed"/>
       <w:r>
         <w:t xml:space="preserve">9.2 Distribution channels</w:t>
       </w:r>
-      <w:bookmarkEnd w:id="35"/>
+      <w:bookmarkEnd w:id="37"/>
     </w:p>
     <w:tbl>
       <w:tblPr>
         <w:tblStyle w:val="Table"/>
-        <w:tblW w:type="auto" w:w="0"/>
+        <w:tblW w:type="pct" w:w="5000"/>
+        <w:tblLayout w:type="fixed"/>
         <w:tblLook w:firstRow="1" w:lastRow="0" w:firstColumn="0" w:lastColumn="0" w:noHBand="0" w:noVBand="0" w:val="0020"/>
       </w:tblPr>
       <w:tblGrid>
@@ -5877,11 +5900,11 @@
       <w:pPr>
         <w:pStyle w:val="Heading3"/>
       </w:pPr>
-      <w:bookmarkStart w:id="36" w:name="_4ff6f3eb082360923db61825cdb4c4adbdf33fb"/>
+      <w:bookmarkStart w:id="38" w:name="_ede6280fd82c4cf5be1e0a212a4659838432699"/>
       <w:r>
         <w:t xml:space="preserve">9.3 Release checklist</w:t>
       </w:r>
-      <w:bookmarkEnd w:id="36"/>
+      <w:bookmarkEnd w:id="38"/>
     </w:p>
     <w:p>
       <w:pPr>
@@ -6015,21 +6038,21 @@
       <w:pPr>
         <w:pStyle w:val="Heading2"/>
       </w:pPr>
-      <w:bookmarkStart w:id="37" w:name="_f095dbb778083cb0dc1bf9cda50dca488c78faa"/>
+      <w:bookmarkStart w:id="39" w:name="_697accc7dc7b042f0b6d7f98c54cf17dc43a118"/>
       <w:r>
         <w:t xml:space="preserve">10. Tests and acceptance</w:t>
       </w:r>
-      <w:bookmarkEnd w:id="37"/>
+      <w:bookmarkEnd w:id="39"/>
     </w:p>
     <w:p>
       <w:pPr>
         <w:pStyle w:val="Heading3"/>
       </w:pPr>
-      <w:bookmarkStart w:id="38" w:name="_bb0b611f04d156833c12fcaf54101a45b5829c5"/>
+      <w:bookmarkStart w:id="40" w:name="_992c70db6d3eb76d3b2d0e29cd97565d1c5b6be"/>
       <w:r>
         <w:t xml:space="preserve">10.1 What existing tests prove</w:t>
       </w:r>
-      <w:bookmarkEnd w:id="38"/>
+      <w:bookmarkEnd w:id="40"/>
     </w:p>
     <w:p>
       <w:pPr>
@@ -6091,16 +6114,17 @@
       <w:pPr>
         <w:pStyle w:val="Heading3"/>
       </w:pPr>
-      <w:bookmarkStart w:id="39" w:name="_cc93f2bb7c703a4df7edce6c585ab9f908904e7"/>
+      <w:bookmarkStart w:id="41" w:name="_00a6541ebd87d5cc0cf7f2c3624ddf0627e82bc"/>
       <w:r>
         <w:t xml:space="preserve">10.2 Verification layers</w:t>
       </w:r>
-      <w:bookmarkEnd w:id="39"/>
+      <w:bookmarkEnd w:id="41"/>
     </w:p>
     <w:tbl>
       <w:tblPr>
         <w:tblStyle w:val="Table"/>
-        <w:tblW w:type="auto" w:w="0"/>
+        <w:tblW w:type="pct" w:w="5000"/>
+        <w:tblLayout w:type="fixed"/>
         <w:tblLook w:firstRow="1" w:lastRow="0" w:firstColumn="0" w:lastColumn="0" w:noHBand="0" w:noVBand="0" w:val="0020"/>
       </w:tblPr>
       <w:tblGrid>
@@ -6334,11 +6358,11 @@
       <w:pPr>
         <w:pStyle w:val="Heading3"/>
       </w:pPr>
-      <w:bookmarkStart w:id="40" w:name="_5d0fbd54c6146570aab6a4f8c618062692895fa"/>
+      <w:bookmarkStart w:id="42" w:name="_5225c356d14536b63163213c5d29b61f93961b4"/>
       <w:r>
         <w:t xml:space="preserve">10.3 Mandatory test cases</w:t>
       </w:r>
-      <w:bookmarkEnd w:id="40"/>
+      <w:bookmarkEnd w:id="42"/>
     </w:p>
     <w:p>
       <w:pPr>
@@ -6625,11 +6649,11 @@
       <w:pPr>
         <w:pStyle w:val="Heading3"/>
       </w:pPr>
-      <w:bookmarkStart w:id="41" w:name="_fe4b2ca2347f8a4a0a436a87a3877c69ec0b5d7"/>
+      <w:bookmarkStart w:id="43" w:name="_a1ffc73b984e15c01b77ffdad75ae3c638c2e33"/>
       <w:r>
         <w:t xml:space="preserve">10.4 Live-test controls</w:t>
       </w:r>
-      <w:bookmarkEnd w:id="41"/>
+      <w:bookmarkEnd w:id="43"/>
     </w:p>
     <w:p>
       <w:pPr>
@@ -6641,7 +6665,7 @@
       <w:r>
         <w:t xml:space="preserve"> </w:t>
       </w:r>
-      <w:hyperlink r:id="rId42">
+      <w:hyperlink r:id="rId44">
         <w:r>
           <w:rPr>
             <w:rStyle w:val="Hyperlink"/>
@@ -6665,11 +6689,11 @@
       <w:pPr>
         <w:pStyle w:val="Heading2"/>
       </w:pPr>
-      <w:bookmarkStart w:id="43" w:name="_f11fecb65d35229cdbf906e89ad217a6ca84669"/>
+      <w:bookmarkStart w:id="45" w:name="_3c3d7accdd1f09c2ee5779434b9d7f1c2a92d8e"/>
       <w:r>
         <w:t xml:space="preserve">11. iPhone and iPad</w:t>
       </w:r>
-      <w:bookmarkEnd w:id="43"/>
+      <w:bookmarkEnd w:id="45"/>
     </w:p>
     <w:p>
       <w:pPr>
@@ -6807,16 +6831,17 @@
       <w:pPr>
         <w:pStyle w:val="Heading2"/>
       </w:pPr>
-      <w:bookmarkStart w:id="44" w:name="_2d6a16e60822184be4d638f43d8fa6ec410ee34"/>
+      <w:bookmarkStart w:id="46" w:name="_risks"/>
       <w:r>
         <w:t xml:space="preserve">12. Risks</w:t>
       </w:r>
-      <w:bookmarkEnd w:id="44"/>
+      <w:bookmarkEnd w:id="46"/>
     </w:p>
     <w:tbl>
       <w:tblPr>
         <w:tblStyle w:val="Table"/>
-        <w:tblW w:type="auto" w:w="0"/>
+        <w:tblW w:type="pct" w:w="5000"/>
+        <w:tblLayout w:type="fixed"/>
         <w:tblLook w:firstRow="1" w:lastRow="0" w:firstColumn="0" w:lastColumn="0" w:noHBand="0" w:noVBand="0" w:val="0020"/>
       </w:tblPr>
       <w:tblGrid>
@@ -7225,11 +7250,11 @@
       <w:pPr>
         <w:pStyle w:val="Heading2"/>
       </w:pPr>
-      <w:bookmarkStart w:id="45" w:name="_8241e2c2f4870e183c18f4839d5b00887fbb26d"/>
+      <w:bookmarkStart w:id="47" w:name="_references"/>
       <w:r>
         <w:t xml:space="preserve">13. References</w:t>
       </w:r>
-      <w:bookmarkEnd w:id="45"/>
+      <w:bookmarkEnd w:id="47"/>
     </w:p>
     <w:p>
       <w:pPr>
@@ -7264,7 +7289,7 @@
           <w:numId w:val="1010"/>
         </w:numPr>
       </w:pPr>
-      <w:hyperlink r:id="rId46">
+      <w:hyperlink r:id="rId48">
         <w:r>
           <w:rPr>
             <w:rStyle w:val="Hyperlink"/>
@@ -7281,7 +7306,7 @@
           <w:numId w:val="1010"/>
         </w:numPr>
       </w:pPr>
-      <w:hyperlink r:id="rId47">
+      <w:hyperlink r:id="rId49">
         <w:r>
           <w:rPr>
             <w:rStyle w:val="Hyperlink"/>
@@ -7298,7 +7323,7 @@
           <w:numId w:val="1010"/>
         </w:numPr>
       </w:pPr>
-      <w:hyperlink r:id="rId48">
+      <w:hyperlink r:id="rId50">
         <w:r>
           <w:rPr>
             <w:rStyle w:val="Hyperlink"/>
@@ -7366,7 +7391,7 @@
           <w:numId w:val="1010"/>
         </w:numPr>
       </w:pPr>
-      <w:hyperlink r:id="rId42">
+      <w:hyperlink r:id="rId44">
         <w:r>
           <w:rPr>
             <w:rStyle w:val="Hyperlink"/>
@@ -7383,7 +7408,7 @@
           <w:numId w:val="1010"/>
         </w:numPr>
       </w:pPr>
-      <w:hyperlink r:id="rId49">
+      <w:hyperlink r:id="rId51">
         <w:r>
           <w:rPr>
             <w:rStyle w:val="Hyperlink"/>
@@ -7397,7 +7422,7 @@
       <w:r>
         <w:t xml:space="preserve"> </w:t>
       </w:r>
-      <w:hyperlink r:id="rId50">
+      <w:hyperlink r:id="rId52">
         <w:r>
           <w:rPr>
             <w:rStyle w:val="Hyperlink"/>
@@ -7432,7 +7457,7 @@
       <w:r>
         <w:t xml:space="preserve"> </w:t>
       </w:r>
-      <w:hyperlink r:id="rId51">
+      <w:hyperlink r:id="rId53">
         <w:r>
           <w:rPr>
             <w:rStyle w:val="Hyperlink"/>
@@ -7462,7 +7487,7 @@
       <w:r>
         <w:t xml:space="preserve"> </w:t>
       </w:r>
-      <w:hyperlink r:id="rId52">
+      <w:hyperlink r:id="rId54">
         <w:r>
           <w:rPr>
             <w:rStyle w:val="Hyperlink"/>
@@ -7492,12 +7517,12 @@
       <w:r>
         <w:t xml:space="preserve"> </w:t>
       </w:r>
-      <w:hyperlink r:id="rId53">
+      <w:hyperlink r:id="rId55">
         <w:r>
           <w:rPr>
             <w:rStyle w:val="Hyperlink"/>
           </w:rPr>
-          <w:t xml:space="preserve">Assessing your Safari web extension's browser compatibility</w:t>
+          <w:t xml:space="preserve">Assessing your Safari web extension’s browser compatibility</w:t>
         </w:r>
       </w:hyperlink>
       <w:r>
@@ -7522,7 +7547,7 @@
       <w:r>
         <w:t xml:space="preserve"> </w:t>
       </w:r>
-      <w:hyperlink r:id="rId54">
+      <w:hyperlink r:id="rId56">
         <w:r>
           <w:rPr>
             <w:rStyle w:val="Hyperlink"/>
@@ -7552,7 +7577,7 @@
       <w:r>
         <w:t xml:space="preserve"> </w:t>
       </w:r>
-      <w:hyperlink r:id="rId55">
+      <w:hyperlink r:id="rId57">
         <w:r>
           <w:rPr>
             <w:rStyle w:val="Hyperlink"/>
@@ -7582,7 +7607,7 @@
       <w:r>
         <w:t xml:space="preserve"> </w:t>
       </w:r>
-      <w:hyperlink r:id="rId56">
+      <w:hyperlink r:id="rId58">
         <w:r>
           <w:rPr>
             <w:rStyle w:val="Hyperlink"/>
@@ -7620,7 +7645,7 @@
       <w:r>
         <w:t xml:space="preserve"> </w:t>
       </w:r>
-      <w:hyperlink r:id="rId57">
+      <w:hyperlink r:id="rId59">
         <w:r>
           <w:rPr>
             <w:rStyle w:val="Hyperlink"/>
@@ -7665,7 +7690,7 @@
       <w:r>
         <w:t xml:space="preserve"> </w:t>
       </w:r>
-      <w:hyperlink r:id="rId58">
+      <w:hyperlink r:id="rId60">
         <w:r>
           <w:rPr>
             <w:rStyle w:val="Hyperlink"/>
@@ -7695,7 +7720,7 @@
       <w:r>
         <w:t xml:space="preserve"> </w:t>
       </w:r>
-      <w:hyperlink r:id="rId59">
+      <w:hyperlink r:id="rId61">
         <w:r>
           <w:rPr>
             <w:rStyle w:val="Hyperlink"/>
@@ -7725,7 +7750,7 @@
       <w:r>
         <w:t xml:space="preserve"> </w:t>
       </w:r>
-      <w:hyperlink r:id="rId60">
+      <w:hyperlink r:id="rId62">
         <w:r>
           <w:rPr>
             <w:rStyle w:val="Hyperlink"/>
@@ -7770,7 +7795,7 @@
       <w:r>
         <w:t xml:space="preserve"> </w:t>
       </w:r>
-      <w:hyperlink r:id="rId61">
+      <w:hyperlink r:id="rId63">
         <w:r>
           <w:rPr>
             <w:rStyle w:val="Hyperlink"/>
@@ -7800,7 +7825,7 @@
       <w:r>
         <w:t xml:space="preserve"> </w:t>
       </w:r>
-      <w:hyperlink r:id="rId62">
+      <w:hyperlink r:id="rId64">
         <w:r>
           <w:rPr>
             <w:rStyle w:val="Hyperlink"/>
@@ -7830,7 +7855,7 @@
       <w:r>
         <w:t xml:space="preserve"> </w:t>
       </w:r>
-      <w:hyperlink r:id="rId63">
+      <w:hyperlink r:id="rId65">
         <w:r>
           <w:rPr>
             <w:rStyle w:val="Hyperlink"/>

--- a/docs/docx/SAFARI-ARCHITECTURE-AND-PARITY.docx
+++ b/docs/docx/SAFARI-ARCHITECTURE-AND-PARITY.docx
@@ -5519,7 +5519,7 @@
         <w:rPr>
           <w:rStyle w:val="VerbatimChar"/>
         </w:rPr>
-        <w:t xml:space="preserve">0.2.0</w:t>
+        <w:t xml:space="preserve">0.3.0</w:t>
       </w:r>
       <w:r>
         <w:t xml:space="preserve">). Apple build numbers can change on their own when signing starts.</w:t>
@@ -7328,7 +7328,7 @@
           <w:rPr>
             <w:rStyle w:val="Hyperlink"/>
           </w:rPr>
-          <w:t xml:space="preserve">Install and deploy</w:t>
+          <w:t xml:space="preserve">Install guide</w:t>
         </w:r>
       </w:hyperlink>
     </w:p>
